--- a/lessons/6-5/downloads/6-5-notes-teacher-l3.docx
+++ b/lessons/6-5/downloads/6-5-notes-teacher-l3.docx
@@ -1499,6 +1499,160 @@
         </w:tc>
       </w:tr>
     </w:tbl>
+    <w:tbl>
+      <w:tblPr>
+        <w:tblW w:type="pct" w:w="100%"/>
+        <w:tblBorders>
+          <w:top w:val="none" w:color="FFFFFF" w:sz="0"/>
+          <w:left w:val="none" w:color="FFFFFF" w:sz="0"/>
+          <w:bottom w:val="single" w:color="C7D2DD" w:sz="4"/>
+          <w:right w:val="none" w:color="FFFFFF" w:sz="0"/>
+          <w:insideH w:val="none" w:color="FFFFFF" w:sz="0"/>
+          <w:insideV w:val="none" w:color="FFFFFF" w:sz="0"/>
+        </w:tblBorders>
+      </w:tblPr>
+      <w:tblGrid>
+        <w:gridCol w:w="1800"/>
+        <w:gridCol w:w="7560"/>
+      </w:tblGrid>
+      <w:tr>
+        <w:trPr>
+          <w:cantSplit/>
+        </w:trPr>
+        <w:tc>
+          <w:tcPr>
+            <w:tcW w:type="dxa" w:w="1800"/>
+            <w:tcMar>
+              <w:top w:type="dxa" w:w="100"/>
+              <w:left w:type="dxa" w:w="40"/>
+              <w:bottom w:type="dxa" w:w="100"/>
+              <w:right w:type="dxa" w:w="120"/>
+            </w:tcMar>
+            <w:vAlign w:val="center"/>
+          </w:tcPr>
+          <w:p>
+            <w:pPr>
+              <w:spacing w:after="0"/>
+              <w:jc w:val="center"/>
+            </w:pPr>
+            <w:r>
+              <w:drawing>
+                <wp:inline distT="0" distB="0" distL="0" distR="0">
+                  <wp:extent cx="1047750" cy="790575"/>
+                  <wp:effectExtent t="0" r="0" b="0" l="0"/>
+                  <wp:docPr id="1" name="" descr="" title=""/>
+                  <wp:cNvGraphicFramePr>
+                    <a:graphicFrameLocks xmlns:a="http://schemas.openxmlformats.org/drawingml/2006/main" noChangeAspect="1"/>
+                  </wp:cNvGraphicFramePr>
+                  <a:graphic xmlns:a="http://schemas.openxmlformats.org/drawingml/2006/main">
+                    <a:graphicData uri="http://schemas.openxmlformats.org/drawingml/2006/picture">
+                      <pic:pic xmlns:pic="http://schemas.openxmlformats.org/drawingml/2006/picture">
+                        <pic:nvPicPr>
+                          <pic:cNvPr id="0" name="" descr=""/>
+                          <pic:cNvPicPr>
+                            <a:picLocks noChangeAspect="1" noChangeArrowheads="1"/>
+                          </pic:cNvPicPr>
+                        </pic:nvPicPr>
+                        <pic:blipFill>
+                          <a:blip r:embed="rId16" cstate="none"/>
+                          <a:srcRect/>
+                          <a:stretch>
+                            <a:fillRect/>
+                          </a:stretch>
+                        </pic:blipFill>
+                        <pic:spPr bwMode="auto">
+                          <a:xfrm>
+                            <a:off x="0" y="0"/>
+                            <a:ext cx="1047750" cy="790575"/>
+                          </a:xfrm>
+                          <a:prstGeom prst="rect">
+                            <a:avLst/>
+                          </a:prstGeom>
+                        </pic:spPr>
+                      </pic:pic>
+                    </a:graphicData>
+                  </a:graphic>
+                </wp:inline>
+              </w:drawing>
+            </w:r>
+          </w:p>
+        </w:tc>
+        <w:tc>
+          <w:tcPr>
+            <w:tcW w:type="dxa" w:w="7560"/>
+            <w:tcMar>
+              <w:top w:type="dxa" w:w="100"/>
+              <w:left w:type="dxa" w:w="40"/>
+              <w:bottom w:type="dxa" w:w="100"/>
+              <w:right w:type="dxa" w:w="40"/>
+            </w:tcMar>
+            <w:vAlign w:val="center"/>
+          </w:tcPr>
+          <w:p>
+            <w:pPr>
+              <w:spacing w:after="50"/>
+            </w:pPr>
+            <w:r>
+              <w:rPr>
+                <w:b/>
+                <w:bCs/>
+                <w:color w:val="12355B"/>
+                <w:sz w:val="24"/>
+                <w:szCs w:val="24"/>
+              </w:rPr>
+              <w:t xml:space="preserve">Term</w:t>
+            </w:r>
+            <w:r>
+              <w:rPr>
+                <w:i/>
+                <w:iCs/>
+                <w:color w:val="5F6F80"/>
+                <w:sz w:val="19"/>
+                <w:szCs w:val="19"/>
+              </w:rPr>
+              <w:t xml:space="preserve">   Término</w:t>
+            </w:r>
+          </w:p>
+          <w:p>
+            <w:pPr>
+              <w:spacing w:after="40"/>
+            </w:pPr>
+            <w:r>
+              <w:rPr>
+                <w:sz w:val="21"/>
+                <w:szCs w:val="21"/>
+              </w:rPr>
+              <w:t xml:space="preserve">One part of an expression, separated from the others by + or −.</w:t>
+            </w:r>
+          </w:p>
+          <w:p>
+            <w:pPr>
+              <w:spacing w:after="0"/>
+            </w:pPr>
+            <w:r>
+              <w:rPr>
+                <w:b/>
+                <w:bCs/>
+                <w:color w:val="1FA6A2"/>
+                <w:sz w:val="18"/>
+                <w:szCs w:val="18"/>
+              </w:rPr>
+              <w:t xml:space="preserve">Example:  </w:t>
+            </w:r>
+            <w:r>
+              <w:rPr>
+                <w:i/>
+                <w:iCs/>
+                <w:color w:val="5F6F80"/>
+                <w:sz w:val="18"/>
+                <w:szCs w:val="18"/>
+              </w:rPr>
+              <w:t xml:space="preserve">In 14m + 35, the terms are 14m and 35.</w:t>
+            </w:r>
+          </w:p>
+        </w:tc>
+      </w:tr>
+    </w:tbl>
     <w:p>
       <w:pPr>
         <w:pStyle w:val="Heading1"/>
@@ -1587,7 +1741,7 @@
                 <w:sz w:val="21"/>
                 <w:szCs w:val="21"/>
               </w:rPr>
-              <w:t xml:space="preserve">Write Algebraic Expressions      •      Variable      •      Algebraic Expression      •      Coefficient      •      Constant      •      Like terms      •      Substitute      •      Evaluate</w:t>
+              <w:t xml:space="preserve">Write Algebraic Expressions      •      Variable      •      Algebraic Expression      •      Coefficient      •      Constant      •      Like terms      •      Substitute      •      Evaluate      •      Term</w:t>
             </w:r>
           </w:p>
         </w:tc>
@@ -1881,6 +2035,43 @@
           <w:szCs w:val="22"/>
         </w:rPr>
         <w:t xml:space="preserve">To put numbers in for the letters and work out the value is to </w:t>
+      </w:r>
+      <w:r>
+        <w:rPr>
+          <w:sz w:val="22"/>
+          <w:szCs w:val="22"/>
+        </w:rPr>
+        <w:t xml:space="preserve">________________</w:t>
+      </w:r>
+      <w:r>
+        <w:rPr>
+          <w:sz w:val="22"/>
+          <w:szCs w:val="22"/>
+        </w:rPr>
+        <w:t xml:space="preserve">.</w:t>
+      </w:r>
+    </w:p>
+    <w:p>
+      <w:pPr>
+        <w:keepLines/>
+        <w:spacing w:after="260" w:before="200"/>
+      </w:pPr>
+      <w:r>
+        <w:rPr>
+          <w:b/>
+          <w:bCs/>
+          <w:color w:val="12355B"/>
+          <w:sz w:val="22"/>
+          <w:szCs w:val="22"/>
+        </w:rPr>
+        <w:t xml:space="preserve">9.  </w:t>
+      </w:r>
+      <w:r>
+        <w:rPr>
+          <w:sz w:val="22"/>
+          <w:szCs w:val="22"/>
+        </w:rPr>
+        <w:t xml:space="preserve">Each part of an expression joined by + or − is a </w:t>
       </w:r>
       <w:r>
         <w:rPr>
@@ -3567,6 +3758,27 @@
     </w:p>
     <w:p>
       <w:pPr>
+        <w:spacing w:after="80"/>
+      </w:pPr>
+      <w:r>
+        <w:rPr>
+          <w:b/>
+          <w:bCs/>
+          <w:sz w:val="21"/>
+          <w:szCs w:val="21"/>
+        </w:rPr>
+        <w:t xml:space="preserve">Notes 9:  </w:t>
+      </w:r>
+      <w:r>
+        <w:rPr>
+          <w:sz w:val="21"/>
+          <w:szCs w:val="21"/>
+        </w:rPr>
+        <w:t xml:space="preserve">Term</w:t>
+      </w:r>
+    </w:p>
+    <w:p>
+      <w:pPr>
         <w:pStyle w:val="Heading2"/>
         <w:spacing w:after="80" w:before="180"/>
       </w:pPr>
@@ -3729,7 +3941,7 @@
           <w:sz w:val="21"/>
           <w:szCs w:val="21"/>
         </w:rPr>
-        <w:t xml:space="preserve">A)  $66.00</w:t>
+        <w:t xml:space="preserve">B)  $66.00</w:t>
       </w:r>
       <w:r>
         <w:rPr>
@@ -3807,7 +4019,7 @@
           <w:sz w:val="21"/>
           <w:szCs w:val="21"/>
         </w:rPr>
-        <w:t xml:space="preserve">A)  $63</w:t>
+        <w:t xml:space="preserve">C)  $63</w:t>
       </w:r>
       <w:r>
         <w:rPr>

--- a/lessons/6-5/downloads/6-5-notes-teacher-l3.docx
+++ b/lessons/6-5/downloads/6-5-notes-teacher-l3.docx
@@ -264,49 +264,269 @@
           <w:sz w:val="19"/>
           <w:szCs w:val="19"/>
         </w:rPr>
-        <w:t xml:space="preserve">Look at the picture, read the word, then read what it means.</w:t>
+        <w:t xml:space="preserve">Review each concept term, definition, non-example, and visual clue.</w:t>
       </w:r>
     </w:p>
     <w:tbl>
       <w:tblPr>
-        <w:tblW w:type="pct" w:w="100%"/>
+        <w:tblW w:type="dxa" w:w="9360"/>
         <w:tblBorders>
-          <w:top w:val="none" w:color="FFFFFF" w:sz="0"/>
-          <w:left w:val="none" w:color="FFFFFF" w:sz="0"/>
-          <w:bottom w:val="single" w:color="C7D2DD" w:sz="4"/>
-          <w:right w:val="none" w:color="FFFFFF" w:sz="0"/>
-          <w:insideH w:val="none" w:color="FFFFFF" w:sz="0"/>
-          <w:insideV w:val="none" w:color="FFFFFF" w:sz="0"/>
+          <w:top w:val="single" w:color="C7D2DD" w:sz="6"/>
+          <w:left w:val="single" w:color="C7D2DD" w:sz="6"/>
+          <w:bottom w:val="single" w:color="C7D2DD" w:sz="6"/>
+          <w:right w:val="single" w:color="C7D2DD" w:sz="6"/>
+          <w:insideH w:val="single" w:color="C7D2DD" w:sz="6"/>
+          <w:insideV w:val="single" w:color="C7D2DD" w:sz="6"/>
         </w:tblBorders>
       </w:tblPr>
       <w:tblGrid>
         <w:gridCol w:w="1800"/>
-        <w:gridCol w:w="7560"/>
+        <w:gridCol w:w="3160"/>
+        <w:gridCol w:w="2200"/>
+        <w:gridCol w:w="2200"/>
       </w:tblGrid>
       <w:tr>
         <w:trPr>
           <w:cantSplit/>
+          <w:tblHeader/>
         </w:trPr>
         <w:tc>
           <w:tcPr>
             <w:tcW w:type="dxa" w:w="1800"/>
-            <w:tcMar>
-              <w:top w:type="dxa" w:w="100"/>
-              <w:left w:type="dxa" w:w="40"/>
-              <w:bottom w:type="dxa" w:w="100"/>
-              <w:right w:type="dxa" w:w="120"/>
-            </w:tcMar>
-            <w:vAlign w:val="center"/>
+            <w:shd w:fill="EEF4F8" w:color="auto" w:val="clear"/>
+            <w:tcMar>
+              <w:top w:type="dxa" w:w="80"/>
+              <w:left w:type="dxa" w:w="100"/>
+              <w:bottom w:type="dxa" w:w="80"/>
+              <w:right w:type="dxa" w:w="100"/>
+            </w:tcMar>
           </w:tcPr>
           <w:p>
             <w:pPr>
               <w:spacing w:after="0"/>
+            </w:pPr>
+            <w:r>
+              <w:rPr>
+                <w:b/>
+                <w:bCs/>
+                <w:color w:val="12355B"/>
+                <w:sz w:val="19"/>
+                <w:szCs w:val="19"/>
+              </w:rPr>
+              <w:t xml:space="preserve">Concept Term</w:t>
+            </w:r>
+          </w:p>
+        </w:tc>
+        <w:tc>
+          <w:tcPr>
+            <w:tcW w:type="dxa" w:w="3160"/>
+            <w:shd w:fill="EEF4F8" w:color="auto" w:val="clear"/>
+            <w:tcMar>
+              <w:top w:type="dxa" w:w="80"/>
+              <w:left w:type="dxa" w:w="100"/>
+              <w:bottom w:type="dxa" w:w="80"/>
+              <w:right w:type="dxa" w:w="100"/>
+            </w:tcMar>
+          </w:tcPr>
+          <w:p>
+            <w:pPr>
+              <w:spacing w:after="0"/>
+            </w:pPr>
+            <w:r>
+              <w:rPr>
+                <w:b/>
+                <w:bCs/>
+                <w:color w:val="12355B"/>
+                <w:sz w:val="19"/>
+                <w:szCs w:val="19"/>
+              </w:rPr>
+              <w:t xml:space="preserve">Student-Friendly Definition</w:t>
+            </w:r>
+          </w:p>
+        </w:tc>
+        <w:tc>
+          <w:tcPr>
+            <w:tcW w:type="dxa" w:w="2200"/>
+            <w:shd w:fill="EEF4F8" w:color="auto" w:val="clear"/>
+            <w:tcMar>
+              <w:top w:type="dxa" w:w="80"/>
+              <w:left w:type="dxa" w:w="100"/>
+              <w:bottom w:type="dxa" w:w="80"/>
+              <w:right w:type="dxa" w:w="100"/>
+            </w:tcMar>
+          </w:tcPr>
+          <w:p>
+            <w:pPr>
+              <w:spacing w:after="0"/>
+            </w:pPr>
+            <w:r>
+              <w:rPr>
+                <w:b/>
+                <w:bCs/>
+                <w:color w:val="12355B"/>
+                <w:sz w:val="19"/>
+                <w:szCs w:val="19"/>
+              </w:rPr>
+              <w:t xml:space="preserve">Non-Example</w:t>
+            </w:r>
+          </w:p>
+        </w:tc>
+        <w:tc>
+          <w:tcPr>
+            <w:tcW w:type="dxa" w:w="2200"/>
+            <w:shd w:fill="EEF4F8" w:color="auto" w:val="clear"/>
+            <w:tcMar>
+              <w:top w:type="dxa" w:w="80"/>
+              <w:left w:type="dxa" w:w="100"/>
+              <w:bottom w:type="dxa" w:w="80"/>
+              <w:right w:type="dxa" w:w="100"/>
+            </w:tcMar>
+          </w:tcPr>
+          <w:p>
+            <w:pPr>
+              <w:spacing w:after="0"/>
+            </w:pPr>
+            <w:r>
+              <w:rPr>
+                <w:b/>
+                <w:bCs/>
+                <w:color w:val="12355B"/>
+                <w:sz w:val="19"/>
+                <w:szCs w:val="19"/>
+              </w:rPr>
+              <w:t xml:space="preserve">Visual Clue</w:t>
+            </w:r>
+          </w:p>
+        </w:tc>
+      </w:tr>
+      <w:tr>
+        <w:trPr>
+          <w:cantSplit/>
+        </w:trPr>
+        <w:tc>
+          <w:tcPr>
+            <w:tcW w:type="dxa" w:w="1800"/>
+            <w:tcMar>
+              <w:top w:type="dxa" w:w="80"/>
+              <w:left w:type="dxa" w:w="100"/>
+              <w:bottom w:type="dxa" w:w="80"/>
+              <w:right w:type="dxa" w:w="100"/>
+            </w:tcMar>
+            <w:vAlign w:val="top"/>
+          </w:tcPr>
+          <w:p>
+            <w:pPr>
+              <w:spacing w:after="30"/>
+            </w:pPr>
+            <w:r>
+              <w:rPr>
+                <w:b/>
+                <w:bCs/>
+                <w:color w:val="12355B"/>
+                <w:sz w:val="21"/>
+                <w:szCs w:val="21"/>
+              </w:rPr>
+              <w:t xml:space="preserve">Write Algebraic Expressions</w:t>
+            </w:r>
+          </w:p>
+          <w:p>
+            <w:pPr>
+              <w:spacing w:after="0"/>
+            </w:pPr>
+            <w:r>
+              <w:rPr>
+                <w:i/>
+                <w:iCs/>
+                <w:color w:val="5F6F80"/>
+                <w:sz w:val="18"/>
+                <w:szCs w:val="18"/>
+              </w:rPr>
+              <w:t xml:space="preserve">Escribir expresiones algebraicas</w:t>
+            </w:r>
+          </w:p>
+        </w:tc>
+        <w:tc>
+          <w:tcPr>
+            <w:tcW w:type="dxa" w:w="3160"/>
+            <w:tcMar>
+              <w:top w:type="dxa" w:w="80"/>
+              <w:left w:type="dxa" w:w="100"/>
+              <w:bottom w:type="dxa" w:w="80"/>
+              <w:right w:type="dxa" w:w="100"/>
+            </w:tcMar>
+            <w:vAlign w:val="top"/>
+          </w:tcPr>
+          <w:p>
+            <w:pPr>
+              <w:spacing w:after="0"/>
+            </w:pPr>
+            <w:r>
+              <w:rPr>
+                <w:sz w:val="20"/>
+                <w:szCs w:val="20"/>
+              </w:rPr>
+              <w:t xml:space="preserve">Translate words or a situation into numbers, variables, and operation symbols.</w:t>
+            </w:r>
+          </w:p>
+        </w:tc>
+        <w:tc>
+          <w:tcPr>
+            <w:tcW w:type="dxa" w:w="2200"/>
+            <w:tcMar>
+              <w:top w:type="dxa" w:w="80"/>
+              <w:left w:type="dxa" w:w="100"/>
+              <w:bottom w:type="dxa" w:w="80"/>
+              <w:right w:type="dxa" w:w="100"/>
+            </w:tcMar>
+            <w:vAlign w:val="top"/>
+          </w:tcPr>
+          <w:p>
+            <w:pPr>
+              <w:spacing w:after="40"/>
+            </w:pPr>
+            <w:r>
+              <w:rPr>
+                <w:i/>
+                <w:iCs/>
+                <w:color w:val="5F6F80"/>
+                <w:sz w:val="19"/>
+                <w:szCs w:val="19"/>
+              </w:rPr>
+              <w:t xml:space="preserve">Not Write Algebraic Expressions: write a counter-example that breaks the definition.</w:t>
+            </w:r>
+          </w:p>
+          <w:p>
+            <w:pPr>
+              <w:pBdr>
+                <w:bottom w:val="single" w:color="AFBECC" w:sz="6"/>
+              </w:pBdr>
+              <w:spacing w:after="30" w:before="150"/>
+            </w:pPr>
+            <w:r>
+              <w:t xml:space="preserve"/>
+            </w:r>
+          </w:p>
+        </w:tc>
+        <w:tc>
+          <w:tcPr>
+            <w:tcW w:type="dxa" w:w="2200"/>
+            <w:tcMar>
+              <w:top w:type="dxa" w:w="80"/>
+              <w:left w:type="dxa" w:w="100"/>
+              <w:bottom w:type="dxa" w:w="80"/>
+              <w:right w:type="dxa" w:w="100"/>
+            </w:tcMar>
+            <w:vAlign w:val="top"/>
+          </w:tcPr>
+          <w:p>
+            <w:pPr>
+              <w:spacing w:after="40"/>
               <w:jc w:val="center"/>
             </w:pPr>
             <w:r>
               <w:drawing>
                 <wp:inline distT="0" distB="0" distL="0" distR="0">
-                  <wp:extent cx="1047750" cy="790575"/>
+                  <wp:extent cx="876300" cy="657225"/>
                   <wp:effectExtent t="0" r="0" b="0" l="0"/>
                   <wp:docPr id="1" name="" descr="" title=""/>
                   <wp:cNvGraphicFramePr>
@@ -331,7 +551,7 @@
                         <pic:spPr bwMode="auto">
                           <a:xfrm>
                             <a:off x="0" y="0"/>
-                            <a:ext cx="1047750" cy="790575"/>
+                            <a:ext cx="876300" cy="657225"/>
                           </a:xfrm>
                           <a:prstGeom prst="rect">
                             <a:avLst/>
@@ -344,32 +564,108 @@
               </w:drawing>
             </w:r>
           </w:p>
-        </w:tc>
-        <w:tc>
-          <w:tcPr>
-            <w:tcW w:type="dxa" w:w="7560"/>
-            <w:tcMar>
-              <w:top w:type="dxa" w:w="100"/>
-              <w:left w:type="dxa" w:w="40"/>
-              <w:bottom w:type="dxa" w:w="100"/>
-              <w:right w:type="dxa" w:w="40"/>
-            </w:tcMar>
-            <w:vAlign w:val="center"/>
-          </w:tcPr>
-          <w:p>
-            <w:pPr>
-              <w:spacing w:after="50"/>
+          <w:p>
+            <w:pPr>
+              <w:spacing w:after="0"/>
+            </w:pPr>
+            <w:r>
+              <w:rPr>
+                <w:i/>
+                <w:iCs/>
+                <w:color w:val="5F6F80"/>
+                <w:sz w:val="18"/>
+                <w:szCs w:val="18"/>
+              </w:rPr>
+              <w:t xml:space="preserve">Five more than n becomes n + 5.</w:t>
+            </w:r>
+          </w:p>
+        </w:tc>
+      </w:tr>
+      <w:tr>
+        <w:trPr>
+          <w:cantSplit/>
+        </w:trPr>
+        <w:tc>
+          <w:tcPr>
+            <w:tcW w:type="dxa" w:w="1800"/>
+            <w:tcMar>
+              <w:top w:type="dxa" w:w="80"/>
+              <w:left w:type="dxa" w:w="100"/>
+              <w:bottom w:type="dxa" w:w="80"/>
+              <w:right w:type="dxa" w:w="100"/>
+            </w:tcMar>
+            <w:vAlign w:val="top"/>
+          </w:tcPr>
+          <w:p>
+            <w:pPr>
+              <w:spacing w:after="30"/>
             </w:pPr>
             <w:r>
               <w:rPr>
                 <w:b/>
                 <w:bCs/>
                 <w:color w:val="12355B"/>
-                <w:sz w:val="24"/>
-                <w:szCs w:val="24"/>
-              </w:rPr>
-              <w:t xml:space="preserve">Write Algebraic Expressions</w:t>
-            </w:r>
+                <w:sz w:val="21"/>
+                <w:szCs w:val="21"/>
+              </w:rPr>
+              <w:t xml:space="preserve">Variable</w:t>
+            </w:r>
+          </w:p>
+          <w:p>
+            <w:pPr>
+              <w:spacing w:after="0"/>
+            </w:pPr>
+            <w:r>
+              <w:rPr>
+                <w:i/>
+                <w:iCs/>
+                <w:color w:val="5F6F80"/>
+                <w:sz w:val="18"/>
+                <w:szCs w:val="18"/>
+              </w:rPr>
+              <w:t xml:space="preserve">Variable</w:t>
+            </w:r>
+          </w:p>
+        </w:tc>
+        <w:tc>
+          <w:tcPr>
+            <w:tcW w:type="dxa" w:w="3160"/>
+            <w:tcMar>
+              <w:top w:type="dxa" w:w="80"/>
+              <w:left w:type="dxa" w:w="100"/>
+              <w:bottom w:type="dxa" w:w="80"/>
+              <w:right w:type="dxa" w:w="100"/>
+            </w:tcMar>
+            <w:vAlign w:val="top"/>
+          </w:tcPr>
+          <w:p>
+            <w:pPr>
+              <w:spacing w:after="0"/>
+            </w:pPr>
+            <w:r>
+              <w:rPr>
+                <w:sz w:val="20"/>
+                <w:szCs w:val="20"/>
+              </w:rPr>
+              <w:t xml:space="preserve">A letter that stands for a number that is unknown or can change.</w:t>
+            </w:r>
+          </w:p>
+        </w:tc>
+        <w:tc>
+          <w:tcPr>
+            <w:tcW w:type="dxa" w:w="2200"/>
+            <w:tcMar>
+              <w:top w:type="dxa" w:w="80"/>
+              <w:left w:type="dxa" w:w="100"/>
+              <w:bottom w:type="dxa" w:w="80"/>
+              <w:right w:type="dxa" w:w="100"/>
+            </w:tcMar>
+            <w:vAlign w:val="top"/>
+          </w:tcPr>
+          <w:p>
+            <w:pPr>
+              <w:spacing w:after="40"/>
+            </w:pPr>
             <w:r>
               <w:rPr>
                 <w:i/>
@@ -378,89 +674,41 @@
                 <w:sz w:val="19"/>
                 <w:szCs w:val="19"/>
               </w:rPr>
-              <w:t xml:space="preserve">   Escribir expresiones algebraicas</w:t>
-            </w:r>
-          </w:p>
+              <w:t xml:space="preserve">Not Variable: write a counter-example that breaks the definition.</w:t>
+            </w:r>
+          </w:p>
+          <w:p>
+            <w:pPr>
+              <w:pBdr>
+                <w:bottom w:val="single" w:color="AFBECC" w:sz="6"/>
+              </w:pBdr>
+              <w:spacing w:after="30" w:before="150"/>
+            </w:pPr>
+            <w:r>
+              <w:t xml:space="preserve"/>
+            </w:r>
+          </w:p>
+        </w:tc>
+        <w:tc>
+          <w:tcPr>
+            <w:tcW w:type="dxa" w:w="2200"/>
+            <w:tcMar>
+              <w:top w:type="dxa" w:w="80"/>
+              <w:left w:type="dxa" w:w="100"/>
+              <w:bottom w:type="dxa" w:w="80"/>
+              <w:right w:type="dxa" w:w="100"/>
+            </w:tcMar>
+            <w:vAlign w:val="top"/>
+          </w:tcPr>
           <w:p>
             <w:pPr>
               <w:spacing w:after="40"/>
-            </w:pPr>
-            <w:r>
-              <w:rPr>
-                <w:sz w:val="21"/>
-                <w:szCs w:val="21"/>
-              </w:rPr>
-              <w:t xml:space="preserve">Translate words or a situation into numbers, variables, and operation symbols.</w:t>
-            </w:r>
-          </w:p>
-          <w:p>
-            <w:pPr>
-              <w:spacing w:after="0"/>
-            </w:pPr>
-            <w:r>
-              <w:rPr>
-                <w:b/>
-                <w:bCs/>
-                <w:color w:val="1FA6A2"/>
-                <w:sz w:val="18"/>
-                <w:szCs w:val="18"/>
-              </w:rPr>
-              <w:t xml:space="preserve">Example:  </w:t>
-            </w:r>
-            <w:r>
-              <w:rPr>
-                <w:i/>
-                <w:iCs/>
-                <w:color w:val="5F6F80"/>
-                <w:sz w:val="18"/>
-                <w:szCs w:val="18"/>
-              </w:rPr>
-              <w:t xml:space="preserve">Five more than n becomes n + 5.</w:t>
-            </w:r>
-          </w:p>
-        </w:tc>
-      </w:tr>
-    </w:tbl>
-    <w:tbl>
-      <w:tblPr>
-        <w:tblW w:type="pct" w:w="100%"/>
-        <w:tblBorders>
-          <w:top w:val="none" w:color="FFFFFF" w:sz="0"/>
-          <w:left w:val="none" w:color="FFFFFF" w:sz="0"/>
-          <w:bottom w:val="single" w:color="C7D2DD" w:sz="4"/>
-          <w:right w:val="none" w:color="FFFFFF" w:sz="0"/>
-          <w:insideH w:val="none" w:color="FFFFFF" w:sz="0"/>
-          <w:insideV w:val="none" w:color="FFFFFF" w:sz="0"/>
-        </w:tblBorders>
-      </w:tblPr>
-      <w:tblGrid>
-        <w:gridCol w:w="1800"/>
-        <w:gridCol w:w="7560"/>
-      </w:tblGrid>
-      <w:tr>
-        <w:trPr>
-          <w:cantSplit/>
-        </w:trPr>
-        <w:tc>
-          <w:tcPr>
-            <w:tcW w:type="dxa" w:w="1800"/>
-            <w:tcMar>
-              <w:top w:type="dxa" w:w="100"/>
-              <w:left w:type="dxa" w:w="40"/>
-              <w:bottom w:type="dxa" w:w="100"/>
-              <w:right w:type="dxa" w:w="120"/>
-            </w:tcMar>
-            <w:vAlign w:val="center"/>
-          </w:tcPr>
-          <w:p>
-            <w:pPr>
-              <w:spacing w:after="0"/>
               <w:jc w:val="center"/>
             </w:pPr>
             <w:r>
               <w:drawing>
                 <wp:inline distT="0" distB="0" distL="0" distR="0">
-                  <wp:extent cx="1047750" cy="790575"/>
+                  <wp:extent cx="876300" cy="657225"/>
                   <wp:effectExtent t="0" r="0" b="0" l="0"/>
                   <wp:docPr id="1" name="" descr="" title=""/>
                   <wp:cNvGraphicFramePr>
@@ -485,7 +733,7 @@
                         <pic:spPr bwMode="auto">
                           <a:xfrm>
                             <a:off x="0" y="0"/>
-                            <a:ext cx="1047750" cy="790575"/>
+                            <a:ext cx="876300" cy="657225"/>
                           </a:xfrm>
                           <a:prstGeom prst="rect">
                             <a:avLst/>
@@ -498,32 +746,108 @@
               </w:drawing>
             </w:r>
           </w:p>
-        </w:tc>
-        <w:tc>
-          <w:tcPr>
-            <w:tcW w:type="dxa" w:w="7560"/>
-            <w:tcMar>
-              <w:top w:type="dxa" w:w="100"/>
-              <w:left w:type="dxa" w:w="40"/>
-              <w:bottom w:type="dxa" w:w="100"/>
-              <w:right w:type="dxa" w:w="40"/>
-            </w:tcMar>
-            <w:vAlign w:val="center"/>
-          </w:tcPr>
-          <w:p>
-            <w:pPr>
-              <w:spacing w:after="50"/>
+          <w:p>
+            <w:pPr>
+              <w:spacing w:after="0"/>
+            </w:pPr>
+            <w:r>
+              <w:rPr>
+                <w:i/>
+                <w:iCs/>
+                <w:color w:val="5F6F80"/>
+                <w:sz w:val="18"/>
+                <w:szCs w:val="18"/>
+              </w:rPr>
+              <w:t xml:space="preserve">In 5t + 20, t could be hours worked — if t = 3, the expression equals 35; if t = 8, it equals 60</w:t>
+            </w:r>
+          </w:p>
+        </w:tc>
+      </w:tr>
+      <w:tr>
+        <w:trPr>
+          <w:cantSplit/>
+        </w:trPr>
+        <w:tc>
+          <w:tcPr>
+            <w:tcW w:type="dxa" w:w="1800"/>
+            <w:tcMar>
+              <w:top w:type="dxa" w:w="80"/>
+              <w:left w:type="dxa" w:w="100"/>
+              <w:bottom w:type="dxa" w:w="80"/>
+              <w:right w:type="dxa" w:w="100"/>
+            </w:tcMar>
+            <w:vAlign w:val="top"/>
+          </w:tcPr>
+          <w:p>
+            <w:pPr>
+              <w:spacing w:after="30"/>
             </w:pPr>
             <w:r>
               <w:rPr>
                 <w:b/>
                 <w:bCs/>
                 <w:color w:val="12355B"/>
-                <w:sz w:val="24"/>
-                <w:szCs w:val="24"/>
-              </w:rPr>
-              <w:t xml:space="preserve">Variable</w:t>
-            </w:r>
+                <w:sz w:val="21"/>
+                <w:szCs w:val="21"/>
+              </w:rPr>
+              <w:t xml:space="preserve">Algebraic Expression</w:t>
+            </w:r>
+          </w:p>
+          <w:p>
+            <w:pPr>
+              <w:spacing w:after="0"/>
+            </w:pPr>
+            <w:r>
+              <w:rPr>
+                <w:i/>
+                <w:iCs/>
+                <w:color w:val="5F6F80"/>
+                <w:sz w:val="18"/>
+                <w:szCs w:val="18"/>
+              </w:rPr>
+              <w:t xml:space="preserve">Expresión algebraica</w:t>
+            </w:r>
+          </w:p>
+        </w:tc>
+        <w:tc>
+          <w:tcPr>
+            <w:tcW w:type="dxa" w:w="3160"/>
+            <w:tcMar>
+              <w:top w:type="dxa" w:w="80"/>
+              <w:left w:type="dxa" w:w="100"/>
+              <w:bottom w:type="dxa" w:w="80"/>
+              <w:right w:type="dxa" w:w="100"/>
+            </w:tcMar>
+            <w:vAlign w:val="top"/>
+          </w:tcPr>
+          <w:p>
+            <w:pPr>
+              <w:spacing w:after="0"/>
+            </w:pPr>
+            <w:r>
+              <w:rPr>
+                <w:sz w:val="20"/>
+                <w:szCs w:val="20"/>
+              </w:rPr>
+              <w:t xml:space="preserve">A math phrase that has at least one letter.</w:t>
+            </w:r>
+          </w:p>
+        </w:tc>
+        <w:tc>
+          <w:tcPr>
+            <w:tcW w:type="dxa" w:w="2200"/>
+            <w:tcMar>
+              <w:top w:type="dxa" w:w="80"/>
+              <w:left w:type="dxa" w:w="100"/>
+              <w:bottom w:type="dxa" w:w="80"/>
+              <w:right w:type="dxa" w:w="100"/>
+            </w:tcMar>
+            <w:vAlign w:val="top"/>
+          </w:tcPr>
+          <w:p>
+            <w:pPr>
+              <w:spacing w:after="40"/>
+            </w:pPr>
             <w:r>
               <w:rPr>
                 <w:i/>
@@ -532,89 +856,41 @@
                 <w:sz w:val="19"/>
                 <w:szCs w:val="19"/>
               </w:rPr>
-              <w:t xml:space="preserve">   Variable</w:t>
-            </w:r>
-          </w:p>
+              <w:t xml:space="preserve">Not Algebraic Expression: write a counter-example that breaks the definition.</w:t>
+            </w:r>
+          </w:p>
+          <w:p>
+            <w:pPr>
+              <w:pBdr>
+                <w:bottom w:val="single" w:color="AFBECC" w:sz="6"/>
+              </w:pBdr>
+              <w:spacing w:after="30" w:before="150"/>
+            </w:pPr>
+            <w:r>
+              <w:t xml:space="preserve"/>
+            </w:r>
+          </w:p>
+        </w:tc>
+        <w:tc>
+          <w:tcPr>
+            <w:tcW w:type="dxa" w:w="2200"/>
+            <w:tcMar>
+              <w:top w:type="dxa" w:w="80"/>
+              <w:left w:type="dxa" w:w="100"/>
+              <w:bottom w:type="dxa" w:w="80"/>
+              <w:right w:type="dxa" w:w="100"/>
+            </w:tcMar>
+            <w:vAlign w:val="top"/>
+          </w:tcPr>
           <w:p>
             <w:pPr>
               <w:spacing w:after="40"/>
-            </w:pPr>
-            <w:r>
-              <w:rPr>
-                <w:sz w:val="21"/>
-                <w:szCs w:val="21"/>
-              </w:rPr>
-              <w:t xml:space="preserve">A letter that stands for a number that is unknown or can change.</w:t>
-            </w:r>
-          </w:p>
-          <w:p>
-            <w:pPr>
-              <w:spacing w:after="0"/>
-            </w:pPr>
-            <w:r>
-              <w:rPr>
-                <w:b/>
-                <w:bCs/>
-                <w:color w:val="1FA6A2"/>
-                <w:sz w:val="18"/>
-                <w:szCs w:val="18"/>
-              </w:rPr>
-              <w:t xml:space="preserve">Example:  </w:t>
-            </w:r>
-            <w:r>
-              <w:rPr>
-                <w:i/>
-                <w:iCs/>
-                <w:color w:val="5F6F80"/>
-                <w:sz w:val="18"/>
-                <w:szCs w:val="18"/>
-              </w:rPr>
-              <w:t xml:space="preserve">In 5t + 20, t could be hours worked — if t = 3, the expression equals 35; if t = 8, it equals 60</w:t>
-            </w:r>
-          </w:p>
-        </w:tc>
-      </w:tr>
-    </w:tbl>
-    <w:tbl>
-      <w:tblPr>
-        <w:tblW w:type="pct" w:w="100%"/>
-        <w:tblBorders>
-          <w:top w:val="none" w:color="FFFFFF" w:sz="0"/>
-          <w:left w:val="none" w:color="FFFFFF" w:sz="0"/>
-          <w:bottom w:val="single" w:color="C7D2DD" w:sz="4"/>
-          <w:right w:val="none" w:color="FFFFFF" w:sz="0"/>
-          <w:insideH w:val="none" w:color="FFFFFF" w:sz="0"/>
-          <w:insideV w:val="none" w:color="FFFFFF" w:sz="0"/>
-        </w:tblBorders>
-      </w:tblPr>
-      <w:tblGrid>
-        <w:gridCol w:w="1800"/>
-        <w:gridCol w:w="7560"/>
-      </w:tblGrid>
-      <w:tr>
-        <w:trPr>
-          <w:cantSplit/>
-        </w:trPr>
-        <w:tc>
-          <w:tcPr>
-            <w:tcW w:type="dxa" w:w="1800"/>
-            <w:tcMar>
-              <w:top w:type="dxa" w:w="100"/>
-              <w:left w:type="dxa" w:w="40"/>
-              <w:bottom w:type="dxa" w:w="100"/>
-              <w:right w:type="dxa" w:w="120"/>
-            </w:tcMar>
-            <w:vAlign w:val="center"/>
-          </w:tcPr>
-          <w:p>
-            <w:pPr>
-              <w:spacing w:after="0"/>
               <w:jc w:val="center"/>
             </w:pPr>
             <w:r>
               <w:drawing>
                 <wp:inline distT="0" distB="0" distL="0" distR="0">
-                  <wp:extent cx="1047750" cy="790575"/>
+                  <wp:extent cx="876300" cy="657225"/>
                   <wp:effectExtent t="0" r="0" b="0" l="0"/>
                   <wp:docPr id="1" name="" descr="" title=""/>
                   <wp:cNvGraphicFramePr>
@@ -639,7 +915,7 @@
                         <pic:spPr bwMode="auto">
                           <a:xfrm>
                             <a:off x="0" y="0"/>
-                            <a:ext cx="1047750" cy="790575"/>
+                            <a:ext cx="876300" cy="657225"/>
                           </a:xfrm>
                           <a:prstGeom prst="rect">
                             <a:avLst/>
@@ -652,32 +928,108 @@
               </w:drawing>
             </w:r>
           </w:p>
-        </w:tc>
-        <w:tc>
-          <w:tcPr>
-            <w:tcW w:type="dxa" w:w="7560"/>
-            <w:tcMar>
-              <w:top w:type="dxa" w:w="100"/>
-              <w:left w:type="dxa" w:w="40"/>
-              <w:bottom w:type="dxa" w:w="100"/>
-              <w:right w:type="dxa" w:w="40"/>
-            </w:tcMar>
-            <w:vAlign w:val="center"/>
-          </w:tcPr>
-          <w:p>
-            <w:pPr>
-              <w:spacing w:after="50"/>
+          <w:p>
+            <w:pPr>
+              <w:spacing w:after="0"/>
+            </w:pPr>
+            <w:r>
+              <w:rPr>
+                <w:i/>
+                <w:iCs/>
+                <w:color w:val="5F6F80"/>
+                <w:sz w:val="18"/>
+                <w:szCs w:val="18"/>
+              </w:rPr>
+              <w:t xml:space="preserve">3n + 7 means 'triple a number, then add 7' — it has a variable (n), a coefficient (3), and a constant (7)</w:t>
+            </w:r>
+          </w:p>
+        </w:tc>
+      </w:tr>
+      <w:tr>
+        <w:trPr>
+          <w:cantSplit/>
+        </w:trPr>
+        <w:tc>
+          <w:tcPr>
+            <w:tcW w:type="dxa" w:w="1800"/>
+            <w:tcMar>
+              <w:top w:type="dxa" w:w="80"/>
+              <w:left w:type="dxa" w:w="100"/>
+              <w:bottom w:type="dxa" w:w="80"/>
+              <w:right w:type="dxa" w:w="100"/>
+            </w:tcMar>
+            <w:vAlign w:val="top"/>
+          </w:tcPr>
+          <w:p>
+            <w:pPr>
+              <w:spacing w:after="30"/>
             </w:pPr>
             <w:r>
               <w:rPr>
                 <w:b/>
                 <w:bCs/>
                 <w:color w:val="12355B"/>
-                <w:sz w:val="24"/>
-                <w:szCs w:val="24"/>
-              </w:rPr>
-              <w:t xml:space="preserve">Algebraic Expression</w:t>
-            </w:r>
+                <w:sz w:val="21"/>
+                <w:szCs w:val="21"/>
+              </w:rPr>
+              <w:t xml:space="preserve">Coefficient</w:t>
+            </w:r>
+          </w:p>
+          <w:p>
+            <w:pPr>
+              <w:spacing w:after="0"/>
+            </w:pPr>
+            <w:r>
+              <w:rPr>
+                <w:i/>
+                <w:iCs/>
+                <w:color w:val="5F6F80"/>
+                <w:sz w:val="18"/>
+                <w:szCs w:val="18"/>
+              </w:rPr>
+              <w:t xml:space="preserve">Coeficiente</w:t>
+            </w:r>
+          </w:p>
+        </w:tc>
+        <w:tc>
+          <w:tcPr>
+            <w:tcW w:type="dxa" w:w="3160"/>
+            <w:tcMar>
+              <w:top w:type="dxa" w:w="80"/>
+              <w:left w:type="dxa" w:w="100"/>
+              <w:bottom w:type="dxa" w:w="80"/>
+              <w:right w:type="dxa" w:w="100"/>
+            </w:tcMar>
+            <w:vAlign w:val="top"/>
+          </w:tcPr>
+          <w:p>
+            <w:pPr>
+              <w:spacing w:after="0"/>
+            </w:pPr>
+            <w:r>
+              <w:rPr>
+                <w:sz w:val="20"/>
+                <w:szCs w:val="20"/>
+              </w:rPr>
+              <w:t xml:space="preserve">The number in front of a letter, like the 3 in 3x.</w:t>
+            </w:r>
+          </w:p>
+        </w:tc>
+        <w:tc>
+          <w:tcPr>
+            <w:tcW w:type="dxa" w:w="2200"/>
+            <w:tcMar>
+              <w:top w:type="dxa" w:w="80"/>
+              <w:left w:type="dxa" w:w="100"/>
+              <w:bottom w:type="dxa" w:w="80"/>
+              <w:right w:type="dxa" w:w="100"/>
+            </w:tcMar>
+            <w:vAlign w:val="top"/>
+          </w:tcPr>
+          <w:p>
+            <w:pPr>
+              <w:spacing w:after="40"/>
+            </w:pPr>
             <w:r>
               <w:rPr>
                 <w:i/>
@@ -686,89 +1038,41 @@
                 <w:sz w:val="19"/>
                 <w:szCs w:val="19"/>
               </w:rPr>
-              <w:t xml:space="preserve">   Expresión algebraica</w:t>
-            </w:r>
-          </w:p>
+              <w:t xml:space="preserve">Not Coefficient: write a counter-example that breaks the definition.</w:t>
+            </w:r>
+          </w:p>
+          <w:p>
+            <w:pPr>
+              <w:pBdr>
+                <w:bottom w:val="single" w:color="AFBECC" w:sz="6"/>
+              </w:pBdr>
+              <w:spacing w:after="30" w:before="150"/>
+            </w:pPr>
+            <w:r>
+              <w:t xml:space="preserve"/>
+            </w:r>
+          </w:p>
+        </w:tc>
+        <w:tc>
+          <w:tcPr>
+            <w:tcW w:type="dxa" w:w="2200"/>
+            <w:tcMar>
+              <w:top w:type="dxa" w:w="80"/>
+              <w:left w:type="dxa" w:w="100"/>
+              <w:bottom w:type="dxa" w:w="80"/>
+              <w:right w:type="dxa" w:w="100"/>
+            </w:tcMar>
+            <w:vAlign w:val="top"/>
+          </w:tcPr>
           <w:p>
             <w:pPr>
               <w:spacing w:after="40"/>
-            </w:pPr>
-            <w:r>
-              <w:rPr>
-                <w:sz w:val="21"/>
-                <w:szCs w:val="21"/>
-              </w:rPr>
-              <w:t xml:space="preserve">A math phrase that has at least one letter.</w:t>
-            </w:r>
-          </w:p>
-          <w:p>
-            <w:pPr>
-              <w:spacing w:after="0"/>
-            </w:pPr>
-            <w:r>
-              <w:rPr>
-                <w:b/>
-                <w:bCs/>
-                <w:color w:val="1FA6A2"/>
-                <w:sz w:val="18"/>
-                <w:szCs w:val="18"/>
-              </w:rPr>
-              <w:t xml:space="preserve">Example:  </w:t>
-            </w:r>
-            <w:r>
-              <w:rPr>
-                <w:i/>
-                <w:iCs/>
-                <w:color w:val="5F6F80"/>
-                <w:sz w:val="18"/>
-                <w:szCs w:val="18"/>
-              </w:rPr>
-              <w:t xml:space="preserve">3n + 7 means 'triple a number, then add 7' — it has a variable (n), a coefficient (3), and a constant (7)</w:t>
-            </w:r>
-          </w:p>
-        </w:tc>
-      </w:tr>
-    </w:tbl>
-    <w:tbl>
-      <w:tblPr>
-        <w:tblW w:type="pct" w:w="100%"/>
-        <w:tblBorders>
-          <w:top w:val="none" w:color="FFFFFF" w:sz="0"/>
-          <w:left w:val="none" w:color="FFFFFF" w:sz="0"/>
-          <w:bottom w:val="single" w:color="C7D2DD" w:sz="4"/>
-          <w:right w:val="none" w:color="FFFFFF" w:sz="0"/>
-          <w:insideH w:val="none" w:color="FFFFFF" w:sz="0"/>
-          <w:insideV w:val="none" w:color="FFFFFF" w:sz="0"/>
-        </w:tblBorders>
-      </w:tblPr>
-      <w:tblGrid>
-        <w:gridCol w:w="1800"/>
-        <w:gridCol w:w="7560"/>
-      </w:tblGrid>
-      <w:tr>
-        <w:trPr>
-          <w:cantSplit/>
-        </w:trPr>
-        <w:tc>
-          <w:tcPr>
-            <w:tcW w:type="dxa" w:w="1800"/>
-            <w:tcMar>
-              <w:top w:type="dxa" w:w="100"/>
-              <w:left w:type="dxa" w:w="40"/>
-              <w:bottom w:type="dxa" w:w="100"/>
-              <w:right w:type="dxa" w:w="120"/>
-            </w:tcMar>
-            <w:vAlign w:val="center"/>
-          </w:tcPr>
-          <w:p>
-            <w:pPr>
-              <w:spacing w:after="0"/>
               <w:jc w:val="center"/>
             </w:pPr>
             <w:r>
               <w:drawing>
                 <wp:inline distT="0" distB="0" distL="0" distR="0">
-                  <wp:extent cx="1047750" cy="790575"/>
+                  <wp:extent cx="876300" cy="657225"/>
                   <wp:effectExtent t="0" r="0" b="0" l="0"/>
                   <wp:docPr id="1" name="" descr="" title=""/>
                   <wp:cNvGraphicFramePr>
@@ -793,7 +1097,7 @@
                         <pic:spPr bwMode="auto">
                           <a:xfrm>
                             <a:off x="0" y="0"/>
-                            <a:ext cx="1047750" cy="790575"/>
+                            <a:ext cx="876300" cy="657225"/>
                           </a:xfrm>
                           <a:prstGeom prst="rect">
                             <a:avLst/>
@@ -806,32 +1110,108 @@
               </w:drawing>
             </w:r>
           </w:p>
-        </w:tc>
-        <w:tc>
-          <w:tcPr>
-            <w:tcW w:type="dxa" w:w="7560"/>
-            <w:tcMar>
-              <w:top w:type="dxa" w:w="100"/>
-              <w:left w:type="dxa" w:w="40"/>
-              <w:bottom w:type="dxa" w:w="100"/>
-              <w:right w:type="dxa" w:w="40"/>
-            </w:tcMar>
-            <w:vAlign w:val="center"/>
-          </w:tcPr>
-          <w:p>
-            <w:pPr>
-              <w:spacing w:after="50"/>
+          <w:p>
+            <w:pPr>
+              <w:spacing w:after="0"/>
+            </w:pPr>
+            <w:r>
+              <w:rPr>
+                <w:i/>
+                <w:iCs/>
+                <w:color w:val="5F6F80"/>
+                <w:sz w:val="18"/>
+                <w:szCs w:val="18"/>
+              </w:rPr>
+              <w:t xml:space="preserve">In 8x, the coefficient 8 means '8 groups of x' — if x = 3, then 8x = 8 × 3 = 24</w:t>
+            </w:r>
+          </w:p>
+        </w:tc>
+      </w:tr>
+      <w:tr>
+        <w:trPr>
+          <w:cantSplit/>
+        </w:trPr>
+        <w:tc>
+          <w:tcPr>
+            <w:tcW w:type="dxa" w:w="1800"/>
+            <w:tcMar>
+              <w:top w:type="dxa" w:w="80"/>
+              <w:left w:type="dxa" w:w="100"/>
+              <w:bottom w:type="dxa" w:w="80"/>
+              <w:right w:type="dxa" w:w="100"/>
+            </w:tcMar>
+            <w:vAlign w:val="top"/>
+          </w:tcPr>
+          <w:p>
+            <w:pPr>
+              <w:spacing w:after="30"/>
             </w:pPr>
             <w:r>
               <w:rPr>
                 <w:b/>
                 <w:bCs/>
                 <w:color w:val="12355B"/>
-                <w:sz w:val="24"/>
-                <w:szCs w:val="24"/>
-              </w:rPr>
-              <w:t xml:space="preserve">Coefficient</w:t>
-            </w:r>
+                <w:sz w:val="21"/>
+                <w:szCs w:val="21"/>
+              </w:rPr>
+              <w:t xml:space="preserve">Constant</w:t>
+            </w:r>
+          </w:p>
+          <w:p>
+            <w:pPr>
+              <w:spacing w:after="0"/>
+            </w:pPr>
+            <w:r>
+              <w:rPr>
+                <w:i/>
+                <w:iCs/>
+                <w:color w:val="5F6F80"/>
+                <w:sz w:val="18"/>
+                <w:szCs w:val="18"/>
+              </w:rPr>
+              <w:t xml:space="preserve">Constante</w:t>
+            </w:r>
+          </w:p>
+        </w:tc>
+        <w:tc>
+          <w:tcPr>
+            <w:tcW w:type="dxa" w:w="3160"/>
+            <w:tcMar>
+              <w:top w:type="dxa" w:w="80"/>
+              <w:left w:type="dxa" w:w="100"/>
+              <w:bottom w:type="dxa" w:w="80"/>
+              <w:right w:type="dxa" w:w="100"/>
+            </w:tcMar>
+            <w:vAlign w:val="top"/>
+          </w:tcPr>
+          <w:p>
+            <w:pPr>
+              <w:spacing w:after="0"/>
+            </w:pPr>
+            <w:r>
+              <w:rPr>
+                <w:sz w:val="20"/>
+                <w:szCs w:val="20"/>
+              </w:rPr>
+              <w:t xml:space="preserve">A fixed number in an expression or equation that does not change.</w:t>
+            </w:r>
+          </w:p>
+        </w:tc>
+        <w:tc>
+          <w:tcPr>
+            <w:tcW w:type="dxa" w:w="2200"/>
+            <w:tcMar>
+              <w:top w:type="dxa" w:w="80"/>
+              <w:left w:type="dxa" w:w="100"/>
+              <w:bottom w:type="dxa" w:w="80"/>
+              <w:right w:type="dxa" w:w="100"/>
+            </w:tcMar>
+            <w:vAlign w:val="top"/>
+          </w:tcPr>
+          <w:p>
+            <w:pPr>
+              <w:spacing w:after="40"/>
+            </w:pPr>
             <w:r>
               <w:rPr>
                 <w:i/>
@@ -840,89 +1220,41 @@
                 <w:sz w:val="19"/>
                 <w:szCs w:val="19"/>
               </w:rPr>
-              <w:t xml:space="preserve">   Coeficiente</w:t>
-            </w:r>
-          </w:p>
+              <w:t xml:space="preserve">Not Constant: write a counter-example that breaks the definition.</w:t>
+            </w:r>
+          </w:p>
+          <w:p>
+            <w:pPr>
+              <w:pBdr>
+                <w:bottom w:val="single" w:color="AFBECC" w:sz="6"/>
+              </w:pBdr>
+              <w:spacing w:after="30" w:before="150"/>
+            </w:pPr>
+            <w:r>
+              <w:t xml:space="preserve"/>
+            </w:r>
+          </w:p>
+        </w:tc>
+        <w:tc>
+          <w:tcPr>
+            <w:tcW w:type="dxa" w:w="2200"/>
+            <w:tcMar>
+              <w:top w:type="dxa" w:w="80"/>
+              <w:left w:type="dxa" w:w="100"/>
+              <w:bottom w:type="dxa" w:w="80"/>
+              <w:right w:type="dxa" w:w="100"/>
+            </w:tcMar>
+            <w:vAlign w:val="top"/>
+          </w:tcPr>
           <w:p>
             <w:pPr>
               <w:spacing w:after="40"/>
-            </w:pPr>
-            <w:r>
-              <w:rPr>
-                <w:sz w:val="21"/>
-                <w:szCs w:val="21"/>
-              </w:rPr>
-              <w:t xml:space="preserve">The number in front of a letter, like the 3 in 3x.</w:t>
-            </w:r>
-          </w:p>
-          <w:p>
-            <w:pPr>
-              <w:spacing w:after="0"/>
-            </w:pPr>
-            <w:r>
-              <w:rPr>
-                <w:b/>
-                <w:bCs/>
-                <w:color w:val="1FA6A2"/>
-                <w:sz w:val="18"/>
-                <w:szCs w:val="18"/>
-              </w:rPr>
-              <w:t xml:space="preserve">Example:  </w:t>
-            </w:r>
-            <w:r>
-              <w:rPr>
-                <w:i/>
-                <w:iCs/>
-                <w:color w:val="5F6F80"/>
-                <w:sz w:val="18"/>
-                <w:szCs w:val="18"/>
-              </w:rPr>
-              <w:t xml:space="preserve">In 8x, the coefficient 8 means '8 groups of x' — if x = 3, then 8x = 8 × 3 = 24</w:t>
-            </w:r>
-          </w:p>
-        </w:tc>
-      </w:tr>
-    </w:tbl>
-    <w:tbl>
-      <w:tblPr>
-        <w:tblW w:type="pct" w:w="100%"/>
-        <w:tblBorders>
-          <w:top w:val="none" w:color="FFFFFF" w:sz="0"/>
-          <w:left w:val="none" w:color="FFFFFF" w:sz="0"/>
-          <w:bottom w:val="single" w:color="C7D2DD" w:sz="4"/>
-          <w:right w:val="none" w:color="FFFFFF" w:sz="0"/>
-          <w:insideH w:val="none" w:color="FFFFFF" w:sz="0"/>
-          <w:insideV w:val="none" w:color="FFFFFF" w:sz="0"/>
-        </w:tblBorders>
-      </w:tblPr>
-      <w:tblGrid>
-        <w:gridCol w:w="1800"/>
-        <w:gridCol w:w="7560"/>
-      </w:tblGrid>
-      <w:tr>
-        <w:trPr>
-          <w:cantSplit/>
-        </w:trPr>
-        <w:tc>
-          <w:tcPr>
-            <w:tcW w:type="dxa" w:w="1800"/>
-            <w:tcMar>
-              <w:top w:type="dxa" w:w="100"/>
-              <w:left w:type="dxa" w:w="40"/>
-              <w:bottom w:type="dxa" w:w="100"/>
-              <w:right w:type="dxa" w:w="120"/>
-            </w:tcMar>
-            <w:vAlign w:val="center"/>
-          </w:tcPr>
-          <w:p>
-            <w:pPr>
-              <w:spacing w:after="0"/>
               <w:jc w:val="center"/>
             </w:pPr>
             <w:r>
               <w:drawing>
                 <wp:inline distT="0" distB="0" distL="0" distR="0">
-                  <wp:extent cx="1047750" cy="790575"/>
+                  <wp:extent cx="876300" cy="657225"/>
                   <wp:effectExtent t="0" r="0" b="0" l="0"/>
                   <wp:docPr id="1" name="" descr="" title=""/>
                   <wp:cNvGraphicFramePr>
@@ -947,7 +1279,7 @@
                         <pic:spPr bwMode="auto">
                           <a:xfrm>
                             <a:off x="0" y="0"/>
-                            <a:ext cx="1047750" cy="790575"/>
+                            <a:ext cx="876300" cy="657225"/>
                           </a:xfrm>
                           <a:prstGeom prst="rect">
                             <a:avLst/>
@@ -960,32 +1292,108 @@
               </w:drawing>
             </w:r>
           </w:p>
-        </w:tc>
-        <w:tc>
-          <w:tcPr>
-            <w:tcW w:type="dxa" w:w="7560"/>
-            <w:tcMar>
-              <w:top w:type="dxa" w:w="100"/>
-              <w:left w:type="dxa" w:w="40"/>
-              <w:bottom w:type="dxa" w:w="100"/>
-              <w:right w:type="dxa" w:w="40"/>
-            </w:tcMar>
-            <w:vAlign w:val="center"/>
-          </w:tcPr>
-          <w:p>
-            <w:pPr>
-              <w:spacing w:after="50"/>
+          <w:p>
+            <w:pPr>
+              <w:spacing w:after="0"/>
+            </w:pPr>
+            <w:r>
+              <w:rPr>
+                <w:i/>
+                <w:iCs/>
+                <w:color w:val="5F6F80"/>
+                <w:sz w:val="18"/>
+                <w:szCs w:val="18"/>
+              </w:rPr>
+              <w:t xml:space="preserve">In 3n + 7, the 7 never changes no matter what n is — like a flat fee that stays the same</w:t>
+            </w:r>
+          </w:p>
+        </w:tc>
+      </w:tr>
+      <w:tr>
+        <w:trPr>
+          <w:cantSplit/>
+        </w:trPr>
+        <w:tc>
+          <w:tcPr>
+            <w:tcW w:type="dxa" w:w="1800"/>
+            <w:tcMar>
+              <w:top w:type="dxa" w:w="80"/>
+              <w:left w:type="dxa" w:w="100"/>
+              <w:bottom w:type="dxa" w:w="80"/>
+              <w:right w:type="dxa" w:w="100"/>
+            </w:tcMar>
+            <w:vAlign w:val="top"/>
+          </w:tcPr>
+          <w:p>
+            <w:pPr>
+              <w:spacing w:after="30"/>
             </w:pPr>
             <w:r>
               <w:rPr>
                 <w:b/>
                 <w:bCs/>
                 <w:color w:val="12355B"/>
-                <w:sz w:val="24"/>
-                <w:szCs w:val="24"/>
-              </w:rPr>
-              <w:t xml:space="preserve">Constant</w:t>
-            </w:r>
+                <w:sz w:val="21"/>
+                <w:szCs w:val="21"/>
+              </w:rPr>
+              <w:t xml:space="preserve">Like terms</w:t>
+            </w:r>
+          </w:p>
+          <w:p>
+            <w:pPr>
+              <w:spacing w:after="0"/>
+            </w:pPr>
+            <w:r>
+              <w:rPr>
+                <w:i/>
+                <w:iCs/>
+                <w:color w:val="5F6F80"/>
+                <w:sz w:val="18"/>
+                <w:szCs w:val="18"/>
+              </w:rPr>
+              <w:t xml:space="preserve">Términos semejantes</w:t>
+            </w:r>
+          </w:p>
+        </w:tc>
+        <w:tc>
+          <w:tcPr>
+            <w:tcW w:type="dxa" w:w="3160"/>
+            <w:tcMar>
+              <w:top w:type="dxa" w:w="80"/>
+              <w:left w:type="dxa" w:w="100"/>
+              <w:bottom w:type="dxa" w:w="80"/>
+              <w:right w:type="dxa" w:w="100"/>
+            </w:tcMar>
+            <w:vAlign w:val="top"/>
+          </w:tcPr>
+          <w:p>
+            <w:pPr>
+              <w:spacing w:after="0"/>
+            </w:pPr>
+            <w:r>
+              <w:rPr>
+                <w:sz w:val="20"/>
+                <w:szCs w:val="20"/>
+              </w:rPr>
+              <w:t xml:space="preserve">Terms with the same letter raised to the same power, like 2x and 5x.</w:t>
+            </w:r>
+          </w:p>
+        </w:tc>
+        <w:tc>
+          <w:tcPr>
+            <w:tcW w:type="dxa" w:w="2200"/>
+            <w:tcMar>
+              <w:top w:type="dxa" w:w="80"/>
+              <w:left w:type="dxa" w:w="100"/>
+              <w:bottom w:type="dxa" w:w="80"/>
+              <w:right w:type="dxa" w:w="100"/>
+            </w:tcMar>
+            <w:vAlign w:val="top"/>
+          </w:tcPr>
+          <w:p>
+            <w:pPr>
+              <w:spacing w:after="40"/>
+            </w:pPr>
             <w:r>
               <w:rPr>
                 <w:i/>
@@ -994,89 +1402,41 @@
                 <w:sz w:val="19"/>
                 <w:szCs w:val="19"/>
               </w:rPr>
-              <w:t xml:space="preserve">   Constante</w:t>
-            </w:r>
-          </w:p>
+              <w:t xml:space="preserve">Not Like terms: write a counter-example that breaks the definition.</w:t>
+            </w:r>
+          </w:p>
+          <w:p>
+            <w:pPr>
+              <w:pBdr>
+                <w:bottom w:val="single" w:color="AFBECC" w:sz="6"/>
+              </w:pBdr>
+              <w:spacing w:after="30" w:before="150"/>
+            </w:pPr>
+            <w:r>
+              <w:t xml:space="preserve"/>
+            </w:r>
+          </w:p>
+        </w:tc>
+        <w:tc>
+          <w:tcPr>
+            <w:tcW w:type="dxa" w:w="2200"/>
+            <w:tcMar>
+              <w:top w:type="dxa" w:w="80"/>
+              <w:left w:type="dxa" w:w="100"/>
+              <w:bottom w:type="dxa" w:w="80"/>
+              <w:right w:type="dxa" w:w="100"/>
+            </w:tcMar>
+            <w:vAlign w:val="top"/>
+          </w:tcPr>
           <w:p>
             <w:pPr>
               <w:spacing w:after="40"/>
-            </w:pPr>
-            <w:r>
-              <w:rPr>
-                <w:sz w:val="21"/>
-                <w:szCs w:val="21"/>
-              </w:rPr>
-              <w:t xml:space="preserve">A fixed number in an expression or equation that does not change.</w:t>
-            </w:r>
-          </w:p>
-          <w:p>
-            <w:pPr>
-              <w:spacing w:after="0"/>
-            </w:pPr>
-            <w:r>
-              <w:rPr>
-                <w:b/>
-                <w:bCs/>
-                <w:color w:val="1FA6A2"/>
-                <w:sz w:val="18"/>
-                <w:szCs w:val="18"/>
-              </w:rPr>
-              <w:t xml:space="preserve">Example:  </w:t>
-            </w:r>
-            <w:r>
-              <w:rPr>
-                <w:i/>
-                <w:iCs/>
-                <w:color w:val="5F6F80"/>
-                <w:sz w:val="18"/>
-                <w:szCs w:val="18"/>
-              </w:rPr>
-              <w:t xml:space="preserve">In 3n + 7, the 7 never changes no matter what n is — like a flat fee that stays the same</w:t>
-            </w:r>
-          </w:p>
-        </w:tc>
-      </w:tr>
-    </w:tbl>
-    <w:tbl>
-      <w:tblPr>
-        <w:tblW w:type="pct" w:w="100%"/>
-        <w:tblBorders>
-          <w:top w:val="none" w:color="FFFFFF" w:sz="0"/>
-          <w:left w:val="none" w:color="FFFFFF" w:sz="0"/>
-          <w:bottom w:val="single" w:color="C7D2DD" w:sz="4"/>
-          <w:right w:val="none" w:color="FFFFFF" w:sz="0"/>
-          <w:insideH w:val="none" w:color="FFFFFF" w:sz="0"/>
-          <w:insideV w:val="none" w:color="FFFFFF" w:sz="0"/>
-        </w:tblBorders>
-      </w:tblPr>
-      <w:tblGrid>
-        <w:gridCol w:w="1800"/>
-        <w:gridCol w:w="7560"/>
-      </w:tblGrid>
-      <w:tr>
-        <w:trPr>
-          <w:cantSplit/>
-        </w:trPr>
-        <w:tc>
-          <w:tcPr>
-            <w:tcW w:type="dxa" w:w="1800"/>
-            <w:tcMar>
-              <w:top w:type="dxa" w:w="100"/>
-              <w:left w:type="dxa" w:w="40"/>
-              <w:bottom w:type="dxa" w:w="100"/>
-              <w:right w:type="dxa" w:w="120"/>
-            </w:tcMar>
-            <w:vAlign w:val="center"/>
-          </w:tcPr>
-          <w:p>
-            <w:pPr>
-              <w:spacing w:after="0"/>
               <w:jc w:val="center"/>
             </w:pPr>
             <w:r>
               <w:drawing>
                 <wp:inline distT="0" distB="0" distL="0" distR="0">
-                  <wp:extent cx="1047750" cy="790575"/>
+                  <wp:extent cx="876300" cy="657225"/>
                   <wp:effectExtent t="0" r="0" b="0" l="0"/>
                   <wp:docPr id="1" name="" descr="" title=""/>
                   <wp:cNvGraphicFramePr>
@@ -1101,7 +1461,7 @@
                         <pic:spPr bwMode="auto">
                           <a:xfrm>
                             <a:off x="0" y="0"/>
-                            <a:ext cx="1047750" cy="790575"/>
+                            <a:ext cx="876300" cy="657225"/>
                           </a:xfrm>
                           <a:prstGeom prst="rect">
                             <a:avLst/>
@@ -1114,32 +1474,108 @@
               </w:drawing>
             </w:r>
           </w:p>
-        </w:tc>
-        <w:tc>
-          <w:tcPr>
-            <w:tcW w:type="dxa" w:w="7560"/>
-            <w:tcMar>
-              <w:top w:type="dxa" w:w="100"/>
-              <w:left w:type="dxa" w:w="40"/>
-              <w:bottom w:type="dxa" w:w="100"/>
-              <w:right w:type="dxa" w:w="40"/>
-            </w:tcMar>
-            <w:vAlign w:val="center"/>
-          </w:tcPr>
-          <w:p>
-            <w:pPr>
-              <w:spacing w:after="50"/>
+          <w:p>
+            <w:pPr>
+              <w:spacing w:after="0"/>
+            </w:pPr>
+            <w:r>
+              <w:rPr>
+                <w:i/>
+                <w:iCs/>
+                <w:color w:val="5F6F80"/>
+                <w:sz w:val="18"/>
+                <w:szCs w:val="18"/>
+              </w:rPr>
+              <w:t xml:space="preserve">4x + 2x = 6x (like terms, same variable); but 4x + 2y cannot be combined (different variables)</w:t>
+            </w:r>
+          </w:p>
+        </w:tc>
+      </w:tr>
+      <w:tr>
+        <w:trPr>
+          <w:cantSplit/>
+        </w:trPr>
+        <w:tc>
+          <w:tcPr>
+            <w:tcW w:type="dxa" w:w="1800"/>
+            <w:tcMar>
+              <w:top w:type="dxa" w:w="80"/>
+              <w:left w:type="dxa" w:w="100"/>
+              <w:bottom w:type="dxa" w:w="80"/>
+              <w:right w:type="dxa" w:w="100"/>
+            </w:tcMar>
+            <w:vAlign w:val="top"/>
+          </w:tcPr>
+          <w:p>
+            <w:pPr>
+              <w:spacing w:after="30"/>
             </w:pPr>
             <w:r>
               <w:rPr>
                 <w:b/>
                 <w:bCs/>
                 <w:color w:val="12355B"/>
-                <w:sz w:val="24"/>
-                <w:szCs w:val="24"/>
-              </w:rPr>
-              <w:t xml:space="preserve">Like terms</w:t>
-            </w:r>
+                <w:sz w:val="21"/>
+                <w:szCs w:val="21"/>
+              </w:rPr>
+              <w:t xml:space="preserve">Substitute</w:t>
+            </w:r>
+          </w:p>
+          <w:p>
+            <w:pPr>
+              <w:spacing w:after="0"/>
+            </w:pPr>
+            <w:r>
+              <w:rPr>
+                <w:i/>
+                <w:iCs/>
+                <w:color w:val="5F6F80"/>
+                <w:sz w:val="18"/>
+                <w:szCs w:val="18"/>
+              </w:rPr>
+              <w:t xml:space="preserve">Sustituir</w:t>
+            </w:r>
+          </w:p>
+        </w:tc>
+        <w:tc>
+          <w:tcPr>
+            <w:tcW w:type="dxa" w:w="3160"/>
+            <w:tcMar>
+              <w:top w:type="dxa" w:w="80"/>
+              <w:left w:type="dxa" w:w="100"/>
+              <w:bottom w:type="dxa" w:w="80"/>
+              <w:right w:type="dxa" w:w="100"/>
+            </w:tcMar>
+            <w:vAlign w:val="top"/>
+          </w:tcPr>
+          <w:p>
+            <w:pPr>
+              <w:spacing w:after="0"/>
+            </w:pPr>
+            <w:r>
+              <w:rPr>
+                <w:sz w:val="20"/>
+                <w:szCs w:val="20"/>
+              </w:rPr>
+              <w:t xml:space="preserve">To replace a variable with a given number before working out the value.</w:t>
+            </w:r>
+          </w:p>
+        </w:tc>
+        <w:tc>
+          <w:tcPr>
+            <w:tcW w:type="dxa" w:w="2200"/>
+            <w:tcMar>
+              <w:top w:type="dxa" w:w="80"/>
+              <w:left w:type="dxa" w:w="100"/>
+              <w:bottom w:type="dxa" w:w="80"/>
+              <w:right w:type="dxa" w:w="100"/>
+            </w:tcMar>
+            <w:vAlign w:val="top"/>
+          </w:tcPr>
+          <w:p>
+            <w:pPr>
+              <w:spacing w:after="40"/>
+            </w:pPr>
             <w:r>
               <w:rPr>
                 <w:i/>
@@ -1148,89 +1584,41 @@
                 <w:sz w:val="19"/>
                 <w:szCs w:val="19"/>
               </w:rPr>
-              <w:t xml:space="preserve">   Términos semejantes</w:t>
-            </w:r>
-          </w:p>
+              <w:t xml:space="preserve">Not Substitute: write a counter-example that breaks the definition.</w:t>
+            </w:r>
+          </w:p>
+          <w:p>
+            <w:pPr>
+              <w:pBdr>
+                <w:bottom w:val="single" w:color="AFBECC" w:sz="6"/>
+              </w:pBdr>
+              <w:spacing w:after="30" w:before="150"/>
+            </w:pPr>
+            <w:r>
+              <w:t xml:space="preserve"/>
+            </w:r>
+          </w:p>
+        </w:tc>
+        <w:tc>
+          <w:tcPr>
+            <w:tcW w:type="dxa" w:w="2200"/>
+            <w:tcMar>
+              <w:top w:type="dxa" w:w="80"/>
+              <w:left w:type="dxa" w:w="100"/>
+              <w:bottom w:type="dxa" w:w="80"/>
+              <w:right w:type="dxa" w:w="100"/>
+            </w:tcMar>
+            <w:vAlign w:val="top"/>
+          </w:tcPr>
           <w:p>
             <w:pPr>
               <w:spacing w:after="40"/>
-            </w:pPr>
-            <w:r>
-              <w:rPr>
-                <w:sz w:val="21"/>
-                <w:szCs w:val="21"/>
-              </w:rPr>
-              <w:t xml:space="preserve">Terms with the same letter raised to the same power, like 2x and 5x.</w:t>
-            </w:r>
-          </w:p>
-          <w:p>
-            <w:pPr>
-              <w:spacing w:after="0"/>
-            </w:pPr>
-            <w:r>
-              <w:rPr>
-                <w:b/>
-                <w:bCs/>
-                <w:color w:val="1FA6A2"/>
-                <w:sz w:val="18"/>
-                <w:szCs w:val="18"/>
-              </w:rPr>
-              <w:t xml:space="preserve">Example:  </w:t>
-            </w:r>
-            <w:r>
-              <w:rPr>
-                <w:i/>
-                <w:iCs/>
-                <w:color w:val="5F6F80"/>
-                <w:sz w:val="18"/>
-                <w:szCs w:val="18"/>
-              </w:rPr>
-              <w:t xml:space="preserve">4x + 2x = 6x (like terms, same variable); but 4x + 2y cannot be combined (different variables)</w:t>
-            </w:r>
-          </w:p>
-        </w:tc>
-      </w:tr>
-    </w:tbl>
-    <w:tbl>
-      <w:tblPr>
-        <w:tblW w:type="pct" w:w="100%"/>
-        <w:tblBorders>
-          <w:top w:val="none" w:color="FFFFFF" w:sz="0"/>
-          <w:left w:val="none" w:color="FFFFFF" w:sz="0"/>
-          <w:bottom w:val="single" w:color="C7D2DD" w:sz="4"/>
-          <w:right w:val="none" w:color="FFFFFF" w:sz="0"/>
-          <w:insideH w:val="none" w:color="FFFFFF" w:sz="0"/>
-          <w:insideV w:val="none" w:color="FFFFFF" w:sz="0"/>
-        </w:tblBorders>
-      </w:tblPr>
-      <w:tblGrid>
-        <w:gridCol w:w="1800"/>
-        <w:gridCol w:w="7560"/>
-      </w:tblGrid>
-      <w:tr>
-        <w:trPr>
-          <w:cantSplit/>
-        </w:trPr>
-        <w:tc>
-          <w:tcPr>
-            <w:tcW w:type="dxa" w:w="1800"/>
-            <w:tcMar>
-              <w:top w:type="dxa" w:w="100"/>
-              <w:left w:type="dxa" w:w="40"/>
-              <w:bottom w:type="dxa" w:w="100"/>
-              <w:right w:type="dxa" w:w="120"/>
-            </w:tcMar>
-            <w:vAlign w:val="center"/>
-          </w:tcPr>
-          <w:p>
-            <w:pPr>
-              <w:spacing w:after="0"/>
               <w:jc w:val="center"/>
             </w:pPr>
             <w:r>
               <w:drawing>
                 <wp:inline distT="0" distB="0" distL="0" distR="0">
-                  <wp:extent cx="1047750" cy="790575"/>
+                  <wp:extent cx="876300" cy="657225"/>
                   <wp:effectExtent t="0" r="0" b="0" l="0"/>
                   <wp:docPr id="1" name="" descr="" title=""/>
                   <wp:cNvGraphicFramePr>
@@ -1255,7 +1643,7 @@
                         <pic:spPr bwMode="auto">
                           <a:xfrm>
                             <a:off x="0" y="0"/>
-                            <a:ext cx="1047750" cy="790575"/>
+                            <a:ext cx="876300" cy="657225"/>
                           </a:xfrm>
                           <a:prstGeom prst="rect">
                             <a:avLst/>
@@ -1268,32 +1656,108 @@
               </w:drawing>
             </w:r>
           </w:p>
-        </w:tc>
-        <w:tc>
-          <w:tcPr>
-            <w:tcW w:type="dxa" w:w="7560"/>
-            <w:tcMar>
-              <w:top w:type="dxa" w:w="100"/>
-              <w:left w:type="dxa" w:w="40"/>
-              <w:bottom w:type="dxa" w:w="100"/>
-              <w:right w:type="dxa" w:w="40"/>
-            </w:tcMar>
-            <w:vAlign w:val="center"/>
-          </w:tcPr>
-          <w:p>
-            <w:pPr>
-              <w:spacing w:after="50"/>
+          <w:p>
+            <w:pPr>
+              <w:spacing w:after="0"/>
+            </w:pPr>
+            <w:r>
+              <w:rPr>
+                <w:i/>
+                <w:iCs/>
+                <w:color w:val="5F6F80"/>
+                <w:sz w:val="18"/>
+                <w:szCs w:val="18"/>
+              </w:rPr>
+              <w:t xml:space="preserve">For s = 30: 4.25s + 23.50 → 4.25 × 30 + 23.50</w:t>
+            </w:r>
+          </w:p>
+        </w:tc>
+      </w:tr>
+      <w:tr>
+        <w:trPr>
+          <w:cantSplit/>
+        </w:trPr>
+        <w:tc>
+          <w:tcPr>
+            <w:tcW w:type="dxa" w:w="1800"/>
+            <w:tcMar>
+              <w:top w:type="dxa" w:w="80"/>
+              <w:left w:type="dxa" w:w="100"/>
+              <w:bottom w:type="dxa" w:w="80"/>
+              <w:right w:type="dxa" w:w="100"/>
+            </w:tcMar>
+            <w:vAlign w:val="top"/>
+          </w:tcPr>
+          <w:p>
+            <w:pPr>
+              <w:spacing w:after="30"/>
             </w:pPr>
             <w:r>
               <w:rPr>
                 <w:b/>
                 <w:bCs/>
                 <w:color w:val="12355B"/>
-                <w:sz w:val="24"/>
-                <w:szCs w:val="24"/>
-              </w:rPr>
-              <w:t xml:space="preserve">Substitute</w:t>
-            </w:r>
+                <w:sz w:val="21"/>
+                <w:szCs w:val="21"/>
+              </w:rPr>
+              <w:t xml:space="preserve">Evaluate</w:t>
+            </w:r>
+          </w:p>
+          <w:p>
+            <w:pPr>
+              <w:spacing w:after="0"/>
+            </w:pPr>
+            <w:r>
+              <w:rPr>
+                <w:i/>
+                <w:iCs/>
+                <w:color w:val="5F6F80"/>
+                <w:sz w:val="18"/>
+                <w:szCs w:val="18"/>
+              </w:rPr>
+              <w:t xml:space="preserve">Evaluar</w:t>
+            </w:r>
+          </w:p>
+        </w:tc>
+        <w:tc>
+          <w:tcPr>
+            <w:tcW w:type="dxa" w:w="3160"/>
+            <w:tcMar>
+              <w:top w:type="dxa" w:w="80"/>
+              <w:left w:type="dxa" w:w="100"/>
+              <w:bottom w:type="dxa" w:w="80"/>
+              <w:right w:type="dxa" w:w="100"/>
+            </w:tcMar>
+            <w:vAlign w:val="top"/>
+          </w:tcPr>
+          <w:p>
+            <w:pPr>
+              <w:spacing w:after="0"/>
+            </w:pPr>
+            <w:r>
+              <w:rPr>
+                <w:sz w:val="20"/>
+                <w:szCs w:val="20"/>
+              </w:rPr>
+              <w:t xml:space="preserve">To find what an expression is worth once every variable has a number, following the order of operations.</w:t>
+            </w:r>
+          </w:p>
+        </w:tc>
+        <w:tc>
+          <w:tcPr>
+            <w:tcW w:type="dxa" w:w="2200"/>
+            <w:tcMar>
+              <w:top w:type="dxa" w:w="80"/>
+              <w:left w:type="dxa" w:w="100"/>
+              <w:bottom w:type="dxa" w:w="80"/>
+              <w:right w:type="dxa" w:w="100"/>
+            </w:tcMar>
+            <w:vAlign w:val="top"/>
+          </w:tcPr>
+          <w:p>
+            <w:pPr>
+              <w:spacing w:after="40"/>
+            </w:pPr>
             <w:r>
               <w:rPr>
                 <w:i/>
@@ -1302,89 +1766,41 @@
                 <w:sz w:val="19"/>
                 <w:szCs w:val="19"/>
               </w:rPr>
-              <w:t xml:space="preserve">   Sustituir</w:t>
-            </w:r>
-          </w:p>
+              <w:t xml:space="preserve">Not Evaluate: write a counter-example that breaks the definition.</w:t>
+            </w:r>
+          </w:p>
+          <w:p>
+            <w:pPr>
+              <w:pBdr>
+                <w:bottom w:val="single" w:color="AFBECC" w:sz="6"/>
+              </w:pBdr>
+              <w:spacing w:after="30" w:before="150"/>
+            </w:pPr>
+            <w:r>
+              <w:t xml:space="preserve"/>
+            </w:r>
+          </w:p>
+        </w:tc>
+        <w:tc>
+          <w:tcPr>
+            <w:tcW w:type="dxa" w:w="2200"/>
+            <w:tcMar>
+              <w:top w:type="dxa" w:w="80"/>
+              <w:left w:type="dxa" w:w="100"/>
+              <w:bottom w:type="dxa" w:w="80"/>
+              <w:right w:type="dxa" w:w="100"/>
+            </w:tcMar>
+            <w:vAlign w:val="top"/>
+          </w:tcPr>
           <w:p>
             <w:pPr>
               <w:spacing w:after="40"/>
-            </w:pPr>
-            <w:r>
-              <w:rPr>
-                <w:sz w:val="21"/>
-                <w:szCs w:val="21"/>
-              </w:rPr>
-              <w:t xml:space="preserve">To replace a variable with a given number before working out the value.</w:t>
-            </w:r>
-          </w:p>
-          <w:p>
-            <w:pPr>
-              <w:spacing w:after="0"/>
-            </w:pPr>
-            <w:r>
-              <w:rPr>
-                <w:b/>
-                <w:bCs/>
-                <w:color w:val="1FA6A2"/>
-                <w:sz w:val="18"/>
-                <w:szCs w:val="18"/>
-              </w:rPr>
-              <w:t xml:space="preserve">Example:  </w:t>
-            </w:r>
-            <w:r>
-              <w:rPr>
-                <w:i/>
-                <w:iCs/>
-                <w:color w:val="5F6F80"/>
-                <w:sz w:val="18"/>
-                <w:szCs w:val="18"/>
-              </w:rPr>
-              <w:t xml:space="preserve">For s = 30: 4.25s + 23.50 → 4.25 × 30 + 23.50</w:t>
-            </w:r>
-          </w:p>
-        </w:tc>
-      </w:tr>
-    </w:tbl>
-    <w:tbl>
-      <w:tblPr>
-        <w:tblW w:type="pct" w:w="100%"/>
-        <w:tblBorders>
-          <w:top w:val="none" w:color="FFFFFF" w:sz="0"/>
-          <w:left w:val="none" w:color="FFFFFF" w:sz="0"/>
-          <w:bottom w:val="single" w:color="C7D2DD" w:sz="4"/>
-          <w:right w:val="none" w:color="FFFFFF" w:sz="0"/>
-          <w:insideH w:val="none" w:color="FFFFFF" w:sz="0"/>
-          <w:insideV w:val="none" w:color="FFFFFF" w:sz="0"/>
-        </w:tblBorders>
-      </w:tblPr>
-      <w:tblGrid>
-        <w:gridCol w:w="1800"/>
-        <w:gridCol w:w="7560"/>
-      </w:tblGrid>
-      <w:tr>
-        <w:trPr>
-          <w:cantSplit/>
-        </w:trPr>
-        <w:tc>
-          <w:tcPr>
-            <w:tcW w:type="dxa" w:w="1800"/>
-            <w:tcMar>
-              <w:top w:type="dxa" w:w="100"/>
-              <w:left w:type="dxa" w:w="40"/>
-              <w:bottom w:type="dxa" w:w="100"/>
-              <w:right w:type="dxa" w:w="120"/>
-            </w:tcMar>
-            <w:vAlign w:val="center"/>
-          </w:tcPr>
-          <w:p>
-            <w:pPr>
-              <w:spacing w:after="0"/>
               <w:jc w:val="center"/>
             </w:pPr>
             <w:r>
               <w:drawing>
                 <wp:inline distT="0" distB="0" distL="0" distR="0">
-                  <wp:extent cx="1047750" cy="790575"/>
+                  <wp:extent cx="876300" cy="657225"/>
                   <wp:effectExtent t="0" r="0" b="0" l="0"/>
                   <wp:docPr id="1" name="" descr="" title=""/>
                   <wp:cNvGraphicFramePr>
@@ -1409,7 +1825,7 @@
                         <pic:spPr bwMode="auto">
                           <a:xfrm>
                             <a:off x="0" y="0"/>
-                            <a:ext cx="1047750" cy="790575"/>
+                            <a:ext cx="876300" cy="657225"/>
                           </a:xfrm>
                           <a:prstGeom prst="rect">
                             <a:avLst/>
@@ -1422,32 +1838,108 @@
               </w:drawing>
             </w:r>
           </w:p>
-        </w:tc>
-        <w:tc>
-          <w:tcPr>
-            <w:tcW w:type="dxa" w:w="7560"/>
-            <w:tcMar>
-              <w:top w:type="dxa" w:w="100"/>
-              <w:left w:type="dxa" w:w="40"/>
-              <w:bottom w:type="dxa" w:w="100"/>
-              <w:right w:type="dxa" w:w="40"/>
-            </w:tcMar>
-            <w:vAlign w:val="center"/>
-          </w:tcPr>
-          <w:p>
-            <w:pPr>
-              <w:spacing w:after="50"/>
+          <w:p>
+            <w:pPr>
+              <w:spacing w:after="0"/>
+            </w:pPr>
+            <w:r>
+              <w:rPr>
+                <w:i/>
+                <w:iCs/>
+                <w:color w:val="5F6F80"/>
+                <w:sz w:val="18"/>
+                <w:szCs w:val="18"/>
+              </w:rPr>
+              <w:t xml:space="preserve">4.25 × 30 + 23.50 = 151</w:t>
+            </w:r>
+          </w:p>
+        </w:tc>
+      </w:tr>
+      <w:tr>
+        <w:trPr>
+          <w:cantSplit/>
+        </w:trPr>
+        <w:tc>
+          <w:tcPr>
+            <w:tcW w:type="dxa" w:w="1800"/>
+            <w:tcMar>
+              <w:top w:type="dxa" w:w="80"/>
+              <w:left w:type="dxa" w:w="100"/>
+              <w:bottom w:type="dxa" w:w="80"/>
+              <w:right w:type="dxa" w:w="100"/>
+            </w:tcMar>
+            <w:vAlign w:val="top"/>
+          </w:tcPr>
+          <w:p>
+            <w:pPr>
+              <w:spacing w:after="30"/>
             </w:pPr>
             <w:r>
               <w:rPr>
                 <w:b/>
                 <w:bCs/>
                 <w:color w:val="12355B"/>
-                <w:sz w:val="24"/>
-                <w:szCs w:val="24"/>
-              </w:rPr>
-              <w:t xml:space="preserve">Evaluate</w:t>
-            </w:r>
+                <w:sz w:val="21"/>
+                <w:szCs w:val="21"/>
+              </w:rPr>
+              <w:t xml:space="preserve">Term</w:t>
+            </w:r>
+          </w:p>
+          <w:p>
+            <w:pPr>
+              <w:spacing w:after="0"/>
+            </w:pPr>
+            <w:r>
+              <w:rPr>
+                <w:i/>
+                <w:iCs/>
+                <w:color w:val="5F6F80"/>
+                <w:sz w:val="18"/>
+                <w:szCs w:val="18"/>
+              </w:rPr>
+              <w:t xml:space="preserve">Término</w:t>
+            </w:r>
+          </w:p>
+        </w:tc>
+        <w:tc>
+          <w:tcPr>
+            <w:tcW w:type="dxa" w:w="3160"/>
+            <w:tcMar>
+              <w:top w:type="dxa" w:w="80"/>
+              <w:left w:type="dxa" w:w="100"/>
+              <w:bottom w:type="dxa" w:w="80"/>
+              <w:right w:type="dxa" w:w="100"/>
+            </w:tcMar>
+            <w:vAlign w:val="top"/>
+          </w:tcPr>
+          <w:p>
+            <w:pPr>
+              <w:spacing w:after="0"/>
+            </w:pPr>
+            <w:r>
+              <w:rPr>
+                <w:sz w:val="20"/>
+                <w:szCs w:val="20"/>
+              </w:rPr>
+              <w:t xml:space="preserve">One part of an expression, separated from the others by + or −.</w:t>
+            </w:r>
+          </w:p>
+        </w:tc>
+        <w:tc>
+          <w:tcPr>
+            <w:tcW w:type="dxa" w:w="2200"/>
+            <w:tcMar>
+              <w:top w:type="dxa" w:w="80"/>
+              <w:left w:type="dxa" w:w="100"/>
+              <w:bottom w:type="dxa" w:w="80"/>
+              <w:right w:type="dxa" w:w="100"/>
+            </w:tcMar>
+            <w:vAlign w:val="top"/>
+          </w:tcPr>
+          <w:p>
+            <w:pPr>
+              <w:spacing w:after="40"/>
+            </w:pPr>
             <w:r>
               <w:rPr>
                 <w:i/>
@@ -1456,89 +1948,41 @@
                 <w:sz w:val="19"/>
                 <w:szCs w:val="19"/>
               </w:rPr>
-              <w:t xml:space="preserve">   Evaluar</w:t>
-            </w:r>
-          </w:p>
+              <w:t xml:space="preserve">Not Term: write a counter-example that breaks the definition.</w:t>
+            </w:r>
+          </w:p>
+          <w:p>
+            <w:pPr>
+              <w:pBdr>
+                <w:bottom w:val="single" w:color="AFBECC" w:sz="6"/>
+              </w:pBdr>
+              <w:spacing w:after="30" w:before="150"/>
+            </w:pPr>
+            <w:r>
+              <w:t xml:space="preserve"/>
+            </w:r>
+          </w:p>
+        </w:tc>
+        <w:tc>
+          <w:tcPr>
+            <w:tcW w:type="dxa" w:w="2200"/>
+            <w:tcMar>
+              <w:top w:type="dxa" w:w="80"/>
+              <w:left w:type="dxa" w:w="100"/>
+              <w:bottom w:type="dxa" w:w="80"/>
+              <w:right w:type="dxa" w:w="100"/>
+            </w:tcMar>
+            <w:vAlign w:val="top"/>
+          </w:tcPr>
           <w:p>
             <w:pPr>
               <w:spacing w:after="40"/>
-            </w:pPr>
-            <w:r>
-              <w:rPr>
-                <w:sz w:val="21"/>
-                <w:szCs w:val="21"/>
-              </w:rPr>
-              <w:t xml:space="preserve">To find what an expression is worth once every variable has a number, following the order of operations.</w:t>
-            </w:r>
-          </w:p>
-          <w:p>
-            <w:pPr>
-              <w:spacing w:after="0"/>
-            </w:pPr>
-            <w:r>
-              <w:rPr>
-                <w:b/>
-                <w:bCs/>
-                <w:color w:val="1FA6A2"/>
-                <w:sz w:val="18"/>
-                <w:szCs w:val="18"/>
-              </w:rPr>
-              <w:t xml:space="preserve">Example:  </w:t>
-            </w:r>
-            <w:r>
-              <w:rPr>
-                <w:i/>
-                <w:iCs/>
-                <w:color w:val="5F6F80"/>
-                <w:sz w:val="18"/>
-                <w:szCs w:val="18"/>
-              </w:rPr>
-              <w:t xml:space="preserve">4.25 × 30 + 23.50 = 151</w:t>
-            </w:r>
-          </w:p>
-        </w:tc>
-      </w:tr>
-    </w:tbl>
-    <w:tbl>
-      <w:tblPr>
-        <w:tblW w:type="pct" w:w="100%"/>
-        <w:tblBorders>
-          <w:top w:val="none" w:color="FFFFFF" w:sz="0"/>
-          <w:left w:val="none" w:color="FFFFFF" w:sz="0"/>
-          <w:bottom w:val="single" w:color="C7D2DD" w:sz="4"/>
-          <w:right w:val="none" w:color="FFFFFF" w:sz="0"/>
-          <w:insideH w:val="none" w:color="FFFFFF" w:sz="0"/>
-          <w:insideV w:val="none" w:color="FFFFFF" w:sz="0"/>
-        </w:tblBorders>
-      </w:tblPr>
-      <w:tblGrid>
-        <w:gridCol w:w="1800"/>
-        <w:gridCol w:w="7560"/>
-      </w:tblGrid>
-      <w:tr>
-        <w:trPr>
-          <w:cantSplit/>
-        </w:trPr>
-        <w:tc>
-          <w:tcPr>
-            <w:tcW w:type="dxa" w:w="1800"/>
-            <w:tcMar>
-              <w:top w:type="dxa" w:w="100"/>
-              <w:left w:type="dxa" w:w="40"/>
-              <w:bottom w:type="dxa" w:w="100"/>
-              <w:right w:type="dxa" w:w="120"/>
-            </w:tcMar>
-            <w:vAlign w:val="center"/>
-          </w:tcPr>
-          <w:p>
-            <w:pPr>
-              <w:spacing w:after="0"/>
               <w:jc w:val="center"/>
             </w:pPr>
             <w:r>
               <w:drawing>
                 <wp:inline distT="0" distB="0" distL="0" distR="0">
-                  <wp:extent cx="1047750" cy="790575"/>
+                  <wp:extent cx="876300" cy="657225"/>
                   <wp:effectExtent t="0" r="0" b="0" l="0"/>
                   <wp:docPr id="1" name="" descr="" title=""/>
                   <wp:cNvGraphicFramePr>
@@ -1563,7 +2007,7 @@
                         <pic:spPr bwMode="auto">
                           <a:xfrm>
                             <a:off x="0" y="0"/>
-                            <a:ext cx="1047750" cy="790575"/>
+                            <a:ext cx="876300" cy="657225"/>
                           </a:xfrm>
                           <a:prstGeom prst="rect">
                             <a:avLst/>
@@ -1576,69 +2020,10 @@
               </w:drawing>
             </w:r>
           </w:p>
-        </w:tc>
-        <w:tc>
-          <w:tcPr>
-            <w:tcW w:type="dxa" w:w="7560"/>
-            <w:tcMar>
-              <w:top w:type="dxa" w:w="100"/>
-              <w:left w:type="dxa" w:w="40"/>
-              <w:bottom w:type="dxa" w:w="100"/>
-              <w:right w:type="dxa" w:w="40"/>
-            </w:tcMar>
-            <w:vAlign w:val="center"/>
-          </w:tcPr>
-          <w:p>
-            <w:pPr>
-              <w:spacing w:after="50"/>
-            </w:pPr>
-            <w:r>
-              <w:rPr>
-                <w:b/>
-                <w:bCs/>
-                <w:color w:val="12355B"/>
-                <w:sz w:val="24"/>
-                <w:szCs w:val="24"/>
-              </w:rPr>
-              <w:t xml:space="preserve">Term</w:t>
-            </w:r>
-            <w:r>
-              <w:rPr>
-                <w:i/>
-                <w:iCs/>
-                <w:color w:val="5F6F80"/>
-                <w:sz w:val="19"/>
-                <w:szCs w:val="19"/>
-              </w:rPr>
-              <w:t xml:space="preserve">   Término</w:t>
-            </w:r>
-          </w:p>
-          <w:p>
-            <w:pPr>
-              <w:spacing w:after="40"/>
-            </w:pPr>
-            <w:r>
-              <w:rPr>
-                <w:sz w:val="21"/>
-                <w:szCs w:val="21"/>
-              </w:rPr>
-              <w:t xml:space="preserve">One part of an expression, separated from the others by + or −.</w:t>
-            </w:r>
-          </w:p>
           <w:p>
             <w:pPr>
               <w:spacing w:after="0"/>
             </w:pPr>
-            <w:r>
-              <w:rPr>
-                <w:b/>
-                <w:bCs/>
-                <w:color w:val="1FA6A2"/>
-                <w:sz w:val="18"/>
-                <w:szCs w:val="18"/>
-              </w:rPr>
-              <w:t xml:space="preserve">Example:  </w:t>
-            </w:r>
             <w:r>
               <w:rPr>
                 <w:i/>
@@ -3287,7 +3672,7 @@
           <w:sz w:val="19"/>
           <w:szCs w:val="19"/>
         </w:rPr>
-        <w:t xml:space="preserve">   You Do — show your work</w:t>
+        <w:t xml:space="preserve">   You Do — show your work and reasoning</w:t>
       </w:r>
     </w:p>
     <w:p>
@@ -3302,7 +3687,7 @@
           <w:sz w:val="19"/>
           <w:szCs w:val="19"/>
         </w:rPr>
-        <w:t xml:space="preserve">Solve each problem. Show your thinking in the work box.</w:t>
+        <w:t xml:space="preserve">Solve each problem in the middle column and explain your reasoning using the sentence starters on the right.</w:t>
       </w:r>
     </w:p>
     <w:p>
@@ -3331,60 +3716,191 @@
         <w:t xml:space="preserve">   stretch your thinking</w:t>
       </w:r>
     </w:p>
-    <w:p>
-      <w:pPr>
-        <w:keepNext/>
-        <w:spacing w:after="60" w:before="160"/>
-      </w:pPr>
-      <w:r>
-        <w:rPr>
-          <w:b/>
-          <w:bCs/>
-          <w:color w:val="12355B"/>
-          <w:sz w:val="22"/>
-          <w:szCs w:val="22"/>
-        </w:rPr>
-        <w:t xml:space="preserve">1.  </w:t>
-      </w:r>
-      <w:r>
-        <w:rPr>
-          <w:b/>
-          <w:bCs/>
-          <w:sz w:val="21"/>
-          <w:szCs w:val="21"/>
-        </w:rPr>
-        <w:t xml:space="preserve">Field day needs one $4.25 item per student plus a one-time $23.50 shipping fee. Write the expression, then find the cost for 30 students AND for 60 students. Does doubling the students double the cost? Explain.</w:t>
-      </w:r>
-    </w:p>
     <w:tbl>
       <w:tblPr>
-        <w:tblW w:type="pct" w:w="100%"/>
+        <w:tblW w:type="dxa" w:w="9360"/>
         <w:tblBorders>
           <w:top w:val="single" w:color="C7D2DD" w:sz="6"/>
           <w:left w:val="single" w:color="C7D2DD" w:sz="6"/>
           <w:bottom w:val="single" w:color="C7D2DD" w:sz="6"/>
           <w:right w:val="single" w:color="C7D2DD" w:sz="6"/>
-          <w:insideH w:val="single" w:color="auto" w:sz="4"/>
-          <w:insideV w:val="single" w:color="auto" w:sz="4"/>
+          <w:insideH w:val="single" w:color="C7D2DD" w:sz="6"/>
+          <w:insideV w:val="single" w:color="C7D2DD" w:sz="6"/>
         </w:tblBorders>
       </w:tblPr>
       <w:tblGrid>
-        <w:gridCol w:w="100"/>
+        <w:gridCol w:w="2800"/>
+        <w:gridCol w:w="3560"/>
+        <w:gridCol w:w="3000"/>
       </w:tblGrid>
       <w:tr>
-        <w:tc>
-          <w:tcPr>
+        <w:trPr>
+          <w:cantSplit/>
+          <w:tblHeader/>
+        </w:trPr>
+        <w:tc>
+          <w:tcPr>
+            <w:tcW w:type="dxa" w:w="2800"/>
+            <w:shd w:fill="EEF4F8" w:color="auto" w:val="clear"/>
+            <w:tcMar>
+              <w:top w:type="dxa" w:w="60"/>
+              <w:left w:type="dxa" w:w="100"/>
+              <w:bottom w:type="dxa" w:w="60"/>
+              <w:right w:type="dxa" w:w="100"/>
+            </w:tcMar>
+          </w:tcPr>
+          <w:p>
+            <w:pPr>
+              <w:spacing w:after="0"/>
+            </w:pPr>
+            <w:r>
+              <w:rPr>
+                <w:b/>
+                <w:bCs/>
+                <w:color w:val="12355B"/>
+                <w:sz w:val="16"/>
+                <w:szCs w:val="16"/>
+              </w:rPr>
+              <w:t xml:space="preserve">CORE PROBLEM / GIVEN REPRESENTATION</w:t>
+            </w:r>
+          </w:p>
+        </w:tc>
+        <w:tc>
+          <w:tcPr>
+            <w:tcW w:type="dxa" w:w="3560"/>
+            <w:shd w:fill="EEF4F8" w:color="auto" w:val="clear"/>
+            <w:tcMar>
+              <w:top w:type="dxa" w:w="60"/>
+              <w:left w:type="dxa" w:w="100"/>
+              <w:bottom w:type="dxa" w:w="60"/>
+              <w:right w:type="dxa" w:w="100"/>
+            </w:tcMar>
+          </w:tcPr>
+          <w:p>
+            <w:pPr>
+              <w:spacing w:after="0"/>
+            </w:pPr>
+            <w:r>
+              <w:rPr>
+                <w:b/>
+                <w:bCs/>
+                <w:color w:val="12355B"/>
+                <w:sz w:val="16"/>
+                <w:szCs w:val="16"/>
+              </w:rPr>
+              <w:t xml:space="preserve">WORKING SPACE / CALCULATION STEPS</w:t>
+            </w:r>
+          </w:p>
+        </w:tc>
+        <w:tc>
+          <w:tcPr>
+            <w:tcW w:type="dxa" w:w="3000"/>
             <w:shd w:fill="FBF3E2" w:color="auto" w:val="clear"/>
             <w:tcMar>
               <w:top w:type="dxa" w:w="60"/>
-              <w:left w:type="dxa" w:w="120"/>
+              <w:left w:type="dxa" w:w="100"/>
               <w:bottom w:type="dxa" w:w="60"/>
-              <w:right w:type="dxa" w:w="120"/>
-            </w:tcMar>
-          </w:tcPr>
-          <w:p>
-            <w:pPr>
-              <w:spacing w:after="0" w:line="320"/>
+              <w:right w:type="dxa" w:w="100"/>
+            </w:tcMar>
+          </w:tcPr>
+          <w:p>
+            <w:pPr>
+              <w:spacing w:after="0"/>
+            </w:pPr>
+            <w:r>
+              <w:rPr>
+                <w:b/>
+                <w:bCs/>
+                <w:color w:val="B97A12"/>
+                <w:sz w:val="16"/>
+                <w:szCs w:val="16"/>
+              </w:rPr>
+              <w:t xml:space="preserve">EXPLAIN YOUR REASONING</w:t>
+            </w:r>
+          </w:p>
+        </w:tc>
+      </w:tr>
+      <w:tr>
+        <w:trPr>
+          <w:cantSplit/>
+        </w:trPr>
+        <w:tc>
+          <w:tcPr>
+            <w:tcW w:type="dxa" w:w="2800"/>
+            <w:tcMar>
+              <w:top w:type="dxa" w:w="80"/>
+              <w:left w:type="dxa" w:w="100"/>
+              <w:bottom w:type="dxa" w:w="80"/>
+              <w:right w:type="dxa" w:w="100"/>
+            </w:tcMar>
+            <w:vAlign w:val="top"/>
+          </w:tcPr>
+          <w:p>
+            <w:pPr>
+              <w:spacing w:after="60"/>
+            </w:pPr>
+            <w:r>
+              <w:rPr>
+                <w:b/>
+                <w:bCs/>
+                <w:color w:val="12355B"/>
+                <w:sz w:val="21"/>
+                <w:szCs w:val="21"/>
+              </w:rPr>
+              <w:t xml:space="preserve">1.  </w:t>
+            </w:r>
+            <w:r>
+              <w:rPr>
+                <w:b/>
+                <w:bCs/>
+                <w:sz w:val="20"/>
+                <w:szCs w:val="20"/>
+              </w:rPr>
+              <w:t xml:space="preserve">Field day needs one $4.25 item per student plus a one-time $23.50 shipping fee. Write the expression, then find the cost for 30 students AND for 60 students. Does doubling the students double the cost? Explain.</w:t>
+            </w:r>
+          </w:p>
+        </w:tc>
+        <w:tc>
+          <w:tcPr>
+            <w:tcW w:type="dxa" w:w="3560"/>
+            <w:tcMar>
+              <w:top w:type="dxa" w:w="80"/>
+              <w:left w:type="dxa" w:w="100"/>
+              <w:bottom w:type="dxa" w:w="80"/>
+              <w:right w:type="dxa" w:w="100"/>
+            </w:tcMar>
+            <w:vAlign w:val="top"/>
+          </w:tcPr>
+          <w:p>
+            <w:pPr>
+              <w:spacing w:after="40"/>
+            </w:pPr>
+            <w:r>
+              <w:rPr>
+                <w:b/>
+                <w:bCs/>
+                <w:color w:val="1FA6A2"/>
+                <w:sz w:val="19"/>
+                <w:szCs w:val="19"/>
+              </w:rPr>
+              <w:t xml:space="preserve">Solution:  </w:t>
+            </w:r>
+            <w:r>
+              <w:rPr>
+                <w:b/>
+                <w:bCs/>
+                <w:sz w:val="19"/>
+                <w:szCs w:val="19"/>
+              </w:rPr>
+              <w:t xml:space="preserve">The expression is 4.25s + 23.50. For s = 30: 4.25 × 30 + 23.50 = 127.50 + 23.50 = $151.00. For s = 60: 4.25 × 60 + 23.50 = 255.00 + 23.50 = $278.50. Doubling the students does NOT double the cost. Twice $151.00 would be $302.00, but the actual cost is $278.50 — a difference of exactly $23.50. The reason is that only the 4.25s term depends on the number of students; the shipping fee is a constant charged once no matter how many students come, so it is not doubled along with everything else.</w:t>
+            </w:r>
+          </w:p>
+          <w:p>
+            <w:pPr>
+              <w:pBdr>
+                <w:bottom w:val="single" w:color="AFBECC" w:sz="6"/>
+              </w:pBdr>
+              <w:spacing w:after="30" w:before="150"/>
             </w:pPr>
             <w:r>
               <w:t xml:space="preserve"/>
@@ -3392,15 +3908,57 @@
           </w:p>
           <w:p>
             <w:pPr>
-              <w:spacing w:after="0" w:line="320"/>
+              <w:pBdr>
+                <w:bottom w:val="single" w:color="AFBECC" w:sz="6"/>
+              </w:pBdr>
+              <w:spacing w:after="30" w:before="150"/>
             </w:pPr>
             <w:r>
               <w:t xml:space="preserve"/>
             </w:r>
           </w:p>
-          <w:p>
-            <w:pPr>
-              <w:spacing w:after="0" w:line="320"/>
+        </w:tc>
+        <w:tc>
+          <w:tcPr>
+            <w:tcW w:type="dxa" w:w="3000"/>
+            <w:shd w:fill="FBF3E2" w:color="auto" w:val="clear"/>
+            <w:tcMar>
+              <w:top w:type="dxa" w:w="80"/>
+              <w:left w:type="dxa" w:w="100"/>
+              <w:bottom w:type="dxa" w:w="80"/>
+              <w:right w:type="dxa" w:w="100"/>
+            </w:tcMar>
+            <w:vAlign w:val="top"/>
+          </w:tcPr>
+          <w:p>
+            <w:pPr>
+              <w:spacing w:after="40"/>
+            </w:pPr>
+            <w:r>
+              <w:rPr>
+                <w:b/>
+                <w:bCs/>
+                <w:color w:val="12355B"/>
+                <w:sz w:val="19"/>
+                <w:szCs w:val="19"/>
+              </w:rPr>
+              <w:t xml:space="preserve">Because... </w:t>
+            </w:r>
+            <w:r>
+              <w:rPr>
+                <w:color w:val="AFBECC"/>
+                <w:sz w:val="19"/>
+                <w:szCs w:val="19"/>
+              </w:rPr>
+              <w:t xml:space="preserve">________________</w:t>
+            </w:r>
+          </w:p>
+          <w:p>
+            <w:pPr>
+              <w:pBdr>
+                <w:bottom w:val="single" w:color="AFBECC" w:sz="6"/>
+              </w:pBdr>
+              <w:spacing w:after="30" w:before="150"/>
             </w:pPr>
             <w:r>
               <w:t xml:space="preserve"/>
@@ -3408,7 +3966,67 @@
           </w:p>
           <w:p>
             <w:pPr>
-              <w:spacing w:after="0" w:line="320"/>
+              <w:spacing w:after="40" w:before="80"/>
+            </w:pPr>
+            <w:r>
+              <w:rPr>
+                <w:b/>
+                <w:bCs/>
+                <w:color w:val="6B4FA0"/>
+                <w:sz w:val="19"/>
+                <w:szCs w:val="19"/>
+              </w:rPr>
+              <w:t xml:space="preserve">Although... </w:t>
+            </w:r>
+            <w:r>
+              <w:rPr>
+                <w:color w:val="AFBECC"/>
+                <w:sz w:val="19"/>
+                <w:szCs w:val="19"/>
+              </w:rPr>
+              <w:t xml:space="preserve">_______________</w:t>
+            </w:r>
+          </w:p>
+          <w:p>
+            <w:pPr>
+              <w:pBdr>
+                <w:bottom w:val="single" w:color="AFBECC" w:sz="6"/>
+              </w:pBdr>
+              <w:spacing w:after="30" w:before="150"/>
+            </w:pPr>
+            <w:r>
+              <w:t xml:space="preserve"/>
+            </w:r>
+          </w:p>
+          <w:p>
+            <w:pPr>
+              <w:spacing w:after="40" w:before="80"/>
+            </w:pPr>
+            <w:r>
+              <w:rPr>
+                <w:b/>
+                <w:bCs/>
+                <w:color w:val="1FA6A2"/>
+                <w:sz w:val="19"/>
+                <w:szCs w:val="19"/>
+              </w:rPr>
+              <w:t xml:space="preserve">Therefore... </w:t>
+            </w:r>
+            <w:r>
+              <w:rPr>
+                <w:color w:val="AFBECC"/>
+                <w:sz w:val="19"/>
+                <w:szCs w:val="19"/>
+              </w:rPr>
+              <w:t xml:space="preserve">______________</w:t>
+            </w:r>
+          </w:p>
+          <w:p>
+            <w:pPr>
+              <w:pBdr>
+                <w:bottom w:val="single" w:color="AFBECC" w:sz="6"/>
+              </w:pBdr>
+              <w:spacing w:after="30" w:before="150"/>
             </w:pPr>
             <w:r>
               <w:t xml:space="preserve"/>
@@ -3417,6 +4035,14 @@
         </w:tc>
       </w:tr>
     </w:tbl>
+    <w:p>
+      <w:pPr>
+        <w:spacing w:after="80"/>
+      </w:pPr>
+      <w:r>
+        <w:t xml:space="preserve"/>
+      </w:r>
+    </w:p>
     <w:p>
       <w:pPr>
         <w:pStyle w:val="Heading1"/>
@@ -3535,6 +4161,149 @@
         <w:t xml:space="preserve"/>
       </w:r>
     </w:p>
+    <w:p>
+      <w:pPr>
+        <w:spacing w:after="60"/>
+      </w:pPr>
+      <w:r>
+        <w:t xml:space="preserve"/>
+      </w:r>
+    </w:p>
+    <w:tbl>
+      <w:tblPr>
+        <w:tblW w:type="dxa" w:w="9360"/>
+        <w:tblBorders>
+          <w:top w:val="single" w:color="C7D2DD" w:sz="6"/>
+          <w:left w:val="single" w:color="C7D2DD" w:sz="6"/>
+          <w:bottom w:val="single" w:color="C7D2DD" w:sz="6"/>
+          <w:right w:val="single" w:color="C7D2DD" w:sz="6"/>
+          <w:insideH w:val="single" w:color="C7D2DD" w:sz="6"/>
+          <w:insideV w:val="single" w:color="C7D2DD" w:sz="6"/>
+        </w:tblBorders>
+      </w:tblPr>
+      <w:tblGrid>
+        <w:gridCol w:w="3120"/>
+        <w:gridCol w:w="3120"/>
+        <w:gridCol w:w="3120"/>
+      </w:tblGrid>
+      <w:tr>
+        <w:trPr>
+          <w:cantSplit/>
+          <w:tblHeader/>
+        </w:trPr>
+        <w:tc>
+          <w:tcPr>
+            <w:tcW w:type="dxa" w:w="9360"/>
+            <w:gridSpan w:val="3"/>
+            <w:shd w:fill="EEF4F8" w:color="auto" w:val="clear"/>
+            <w:tcMar>
+              <w:top w:type="dxa" w:w="60"/>
+              <w:left w:type="dxa" w:w="100"/>
+              <w:bottom w:type="dxa" w:w="60"/>
+              <w:right w:type="dxa" w:w="100"/>
+            </w:tcMar>
+          </w:tcPr>
+          <w:p>
+            <w:pPr>
+              <w:spacing w:after="0"/>
+            </w:pPr>
+            <w:r>
+              <w:rPr>
+                <w:b/>
+                <w:bCs/>
+                <w:color w:val="12355B"/>
+                <w:sz w:val="18"/>
+                <w:szCs w:val="18"/>
+              </w:rPr>
+              <w:t xml:space="preserve">EXIT CHECK · 3-POINT SELF-ASSESSMENT CHECKLIST</w:t>
+            </w:r>
+          </w:p>
+        </w:tc>
+      </w:tr>
+      <w:tr>
+        <w:trPr>
+          <w:cantSplit/>
+        </w:trPr>
+        <w:tc>
+          <w:tcPr>
+            <w:tcW w:type="dxa" w:w="3120"/>
+            <w:tcMar>
+              <w:top w:type="dxa" w:w="80"/>
+              <w:left w:type="dxa" w:w="100"/>
+              <w:bottom w:type="dxa" w:w="80"/>
+              <w:right w:type="dxa" w:w="100"/>
+            </w:tcMar>
+          </w:tcPr>
+          <w:p>
+            <w:pPr>
+              <w:spacing w:after="0"/>
+            </w:pPr>
+            <w:r>
+              <w:rPr>
+                <w:b/>
+                <w:bCs/>
+                <w:color w:val="1A2733"/>
+                <w:sz w:val="18"/>
+                <w:szCs w:val="18"/>
+              </w:rPr>
+              <w:t xml:space="preserve">☐ 1. Units &amp; Labels Verified</w:t>
+            </w:r>
+          </w:p>
+        </w:tc>
+        <w:tc>
+          <w:tcPr>
+            <w:tcW w:type="dxa" w:w="3120"/>
+            <w:tcMar>
+              <w:top w:type="dxa" w:w="80"/>
+              <w:left w:type="dxa" w:w="100"/>
+              <w:bottom w:type="dxa" w:w="80"/>
+              <w:right w:type="dxa" w:w="100"/>
+            </w:tcMar>
+          </w:tcPr>
+          <w:p>
+            <w:pPr>
+              <w:spacing w:after="0"/>
+            </w:pPr>
+            <w:r>
+              <w:rPr>
+                <w:b/>
+                <w:bCs/>
+                <w:color w:val="1A2733"/>
+                <w:sz w:val="18"/>
+                <w:szCs w:val="18"/>
+              </w:rPr>
+              <w:t xml:space="preserve">☐ 2. Reasoning Stated (Because / Although / Therefore)</w:t>
+            </w:r>
+          </w:p>
+        </w:tc>
+        <w:tc>
+          <w:tcPr>
+            <w:tcW w:type="dxa" w:w="3120"/>
+            <w:tcMar>
+              <w:top w:type="dxa" w:w="80"/>
+              <w:left w:type="dxa" w:w="100"/>
+              <w:bottom w:type="dxa" w:w="80"/>
+              <w:right w:type="dxa" w:w="100"/>
+            </w:tcMar>
+          </w:tcPr>
+          <w:p>
+            <w:pPr>
+              <w:spacing w:after="0"/>
+            </w:pPr>
+            <w:r>
+              <w:rPr>
+                <w:b/>
+                <w:bCs/>
+                <w:color w:val="1A2733"/>
+                <w:sz w:val="18"/>
+                <w:szCs w:val="18"/>
+              </w:rPr>
+              <w:t xml:space="preserve">☐ 3. Calculations Double-Checked</w:t>
+            </w:r>
+          </w:p>
+        </w:tc>
+      </w:tr>
+    </w:tbl>
     <w:p>
       <w:pPr>
         <w:pStyle w:val="Heading1"/>
